--- a/books/rumeng/downloads/guan.docx
+++ b/books/rumeng/downloads/guan.docx
@@ -16,7 +16,7 @@
         <w:pStyle w:val="FirstParagraph"/>
       </w:pPr>
       <w:r>
-        <w:t xml:space="preserve">人类社会始终在向前发展。尤其进入人工智能时代之后，许多技术的进步可能比以往任何时候都更加迅速。人们能够解决越来越复杂的问题，获得越来越丰富的知识，也能够以过去难以想象的方式改变自己的生活乃至整个世界。</w:t>
+        <w:t xml:space="preserve">随着人类社会的不断发展，生产生活的效率也在持续提升。尤其进入人工智能时代之后，许多技术的进步可能比以往任何时候都更加迅速。人们能够解决越来越复杂的问题，获得越来越丰富的知识，也能够以过去难以想象的方式改变我们的生活和世界。</w:t>
       </w:r>
     </w:p>
     <w:p>
@@ -24,7 +24,7 @@
         <w:pStyle w:val="BodyText"/>
       </w:pPr>
       <w:r>
-        <w:t xml:space="preserve">然而，无论技术发展到什么程度，有些问题似乎始终伴随着生命本身：人依然会有所追求，会在意得失，会陷入比较，也会因外部的肯定或否定而起伏。这些本身再平常不过，我们往往非常清楚自己当下在追求什么，但很容易忽略究竟是什么在驱使自己追求，又为什么会如此在意。</w:t>
+        <w:t xml:space="preserve">然而，无论技术发展到什么程度，无论生活方式怎么变，不变的是人们依然会有所追求，会陷入攀比，会患得患失，也会因外部的肯定与否定心生爱憎。这些都是人自己产生和面对的日常，而我们往往非常清楚自己当下在追求什么，但很容易忽略究竟是什么在驱使自己追求，又为什么会如此在意。</w:t>
       </w:r>
     </w:p>
     <w:p>

--- a/books/rumeng/downloads/guan.docx
+++ b/books/rumeng/downloads/guan.docx
@@ -24,7 +24,7 @@
         <w:pStyle w:val="BodyText"/>
       </w:pPr>
       <w:r>
-        <w:t xml:space="preserve">然而，无论技术发展到什么程度，无论生活方式怎么变，不变的是人们依然会有所追求，会陷入攀比，会患得患失，也会因外部的肯定与否定心生爱憎。这些都是人自己产生和面对的日常，而我们往往非常清楚自己当下在追求什么，但很容易忽略究竟是什么在驱使自己追求，又为什么会如此在意。</w:t>
+        <w:t xml:space="preserve">这种快度发展很容易让我们产生一种错觉，以为随着时代的演进，人本身也在不断走向成熟与清醒。可事实并非如此，无论技术发展到什么程度，无论生活方式怎么变，有些问题始终伴随着生命本身：人们依然会为了所求，会陷入比较，会患得患失，也会因外部的肯定与否定心生爱憎。这些都是人自己产生和面对的日常，我们往往非常清楚自己当下在追求什么，却经常忽略究竟是什么在驱使自己追求，又为什么会如此在意。</w:t>
       </w:r>
     </w:p>
     <w:p>

--- a/books/rumeng/downloads/guan.docx
+++ b/books/rumeng/downloads/guan.docx
@@ -64,7 +64,7 @@
         <w:pStyle w:val="BodyText"/>
       </w:pPr>
       <w:r>
-        <w:t xml:space="preserve">也正因如此，从古至今，总有人尝试看清这些问题。然而，这件事有一种特殊的困难之处：我们又很容易继续把“看清自己”当成新的倚靠，若是把它变成必须守住的东西，便同样失去了自由。许多人以为摆脱束缚的方式是远离世俗、放弃追求，或是转而去寻求精神境界或某种解脱之道。然而，从追求物质转向追求超脱，如果内心依然依赖这种追求来满足对自我的确认，那么这种转向在本质上并没有发生改变。甚至当我们试图引导他人、指出问题时，仍然可能把这些“道理”和“帮助他人”的概念立在心里，隐隐地产生优越感，而恰恰在这时，我们已经悄然迷失于其中。</w:t>
+        <w:t xml:space="preserve">这种向内的反观与探寻，在人类历史上从未中断过。它的特殊与困难之处在于，我们太容易把“看清自己”再次变成一种新的倚靠，若是心里又把它当成必须守住的东西，便会失去了自由。许多人以为摆脱束缚的方式是远离世俗、放弃追求，或是转而去寻求精神境界或某种解脱之道。然而，从追求物质转向追求超脱，如果内心依然依赖这种追求来满足对自我的确认，那么这种转向在本质上并没有发生改变。甚至当我们试图引导他人、指出问题时，仍然可能把这些“道理”和“帮助他人”的概念立在心里，隐隐地产生优越感，而恰恰在这时，我们已经悄然迷失于其中。</w:t>
       </w:r>
     </w:p>
     <w:p>

--- a/books/rumeng/downloads/guan.docx
+++ b/books/rumeng/downloads/guan.docx
@@ -64,7 +64,7 @@
         <w:pStyle w:val="BodyText"/>
       </w:pPr>
       <w:r>
-        <w:t xml:space="preserve">这种向内的反观与探寻，在人类历史上从未中断过。它的特殊与困难之处在于，我们太容易把“看清自己”再次变成一种新的倚靠，若是心里又把它当成必须守住的东西，便会失去了自由。许多人以为摆脱束缚的方式是远离世俗、放弃追求，或是转而去寻求精神境界或某种解脱之道。然而，从追求物质转向追求超脱，如果内心依然依赖这种追求来满足对自我的确认，那么这种转向在本质上并没有发生改变。甚至当我们试图引导他人、指出问题时，仍然可能把这些“道理”和“帮助他人”的概念立在心里，隐隐地产生优越感，而恰恰在这时，我们已经悄然迷失于其中。</w:t>
+        <w:t xml:space="preserve">这种向内的反观与探寻，在人类历史上从未中断过。它的特殊与困难之处在于，我们太容易把“看清自己”再次变成一种新的倚靠，若是心里又把它当成必须守住的东西，就会失去自由。许多人以为摆脱束缚的方式是远离世俗、放弃追求，或是转而去寻求精神境界或某种解脱之道。然而，从追求物质转向追求超脱，如果内心仍然依赖这种追求来满足对自我的确认，那么这种转向在本质上并没有发生改变。甚至当我们试图引导他人、指出问题时，仍然可能把这些“道理”和“帮助他人”的概念立在心里，隐隐地产生优越感，而恰恰在这时，我们已经悄然迷失于其中。</w:t>
       </w:r>
     </w:p>
     <w:p>

--- a/books/rumeng/downloads/guan.docx
+++ b/books/rumeng/downloads/guan.docx
@@ -24,7 +24,7 @@
         <w:pStyle w:val="BodyText"/>
       </w:pPr>
       <w:r>
-        <w:t xml:space="preserve">这种快度发展很容易让我们产生一种错觉，以为随着时代的演进，人本身也在不断走向成熟与清醒。可事实并非如此，无论技术发展到什么程度，无论生活方式怎么变，有些问题始终伴随着生命本身：人们依然会为了所求，会陷入比较，会患得患失，也会因外部的肯定与否定心生爱憎。这些都是人自己产生和面对的日常，我们往往非常清楚自己当下在追求什么，却经常忽略究竟是什么在驱使自己追求，又为什么会如此在意。</w:t>
+        <w:t xml:space="preserve">这种快速发展很容易让我们产生一种错觉，以为随着时代的演进，人本身也在不断走向成熟与清醒。可事实并非如此，无论技术发展到什么程度，无论生活方式怎么变，有些问题始终伴随着生命本身：人们依然会为了所求，会陷入比较，会患得患失，也会因外部的肯定与否定心生爱憎。这些都是人自己产生和面对的日常，我们往往非常清楚自己当下在追求什么，却经常忽略究竟是什么在驱使自己追求，又为什么会如此在意。</w:t>
       </w:r>
     </w:p>
     <w:p>

--- a/books/rumeng/downloads/guan.docx
+++ b/books/rumeng/downloads/guan.docx
@@ -16,7 +16,7 @@
         <w:pStyle w:val="FirstParagraph"/>
       </w:pPr>
       <w:r>
-        <w:t xml:space="preserve">随着人类社会的不断发展，生产生活的效率也在持续提升。尤其进入人工智能时代之后，许多技术的进步可能比以往任何时候都更加迅速。人们能够解决越来越复杂的问题，获得越来越丰富的知识，也能够以过去难以想象的方式改变我们的生活和世界。</w:t>
+        <w:t xml:space="preserve">随着人类社会的不断发展，生产生活的效率也在持续提升。尤其进入人工智能时代之后，许多技术的进步可能比以往任何时候都更加迅速。人们能够解决越来越复杂的问题，获得越来越丰富的知识，也能够以过去难以想象的方式改变自身的生活和世界。</w:t>
       </w:r>
     </w:p>
     <w:p>
@@ -24,7 +24,7 @@
         <w:pStyle w:val="BodyText"/>
       </w:pPr>
       <w:r>
-        <w:t xml:space="preserve">这种快速发展很容易让我们产生一种错觉，以为随着时代的演进，人本身也在不断走向成熟与清醒。可事实并非如此，无论技术发展到什么程度，无论生活方式怎么变，有些问题始终伴随着生命本身：人们依然会为了所求，会陷入比较，会患得患失，也会因外部的肯定与否定心生爱憎。这些都是人自己产生和面对的日常，我们往往非常清楚自己当下在追求什么，却经常忽略究竟是什么在驱使自己追求，又为什么会如此在意。</w:t>
+        <w:t xml:space="preserve">这种快速发展很容易让我们产生一种错觉，以为随着时代的演进，我们在精神深处也自然而然地走向了清醒与从容。可事实并非如此，无论技术发展到何种程度，无论生活方式如何变迁，有些困境始终伴随着生命本身：人们依然会有所贪求，会陷入比较，会患得患失，也会因外部的肯定与否定心生爱憎。这些都是人自己产生和面对的日常，我们往往非常清楚自己当下在追求什么，却极少认真审视究竟是什么在驱使自己追求，又为什么会如此在意。</w:t>
       </w:r>
     </w:p>
     <w:p>
@@ -32,7 +32,7 @@
         <w:pStyle w:val="BodyText"/>
       </w:pPr>
       <w:r>
-        <w:t xml:space="preserve">我们在各种各样的目标中不断奔忙，却不一定意识到，真正使自己停不下来的，未必是尚未获得的所求之物，而可能是自己始终依赖这些东西来确认自身价值的习惯。</w:t>
+        <w:t xml:space="preserve">我们在各种各样的目标中不断奔忙，却不一定意识到，真正让自己停不下来的，未必是尚未获得的所求之物，而可能是自己始终依赖这些东西来确认自身价值的习惯。</w:t>
       </w:r>
     </w:p>
     <w:p>
@@ -64,7 +64,7 @@
         <w:pStyle w:val="BodyText"/>
       </w:pPr>
       <w:r>
-        <w:t xml:space="preserve">这种向内的反观与探寻，在人类历史上从未中断过。它的特殊与困难之处在于，我们太容易把“看清自己”再次变成一种新的倚靠，若是心里又把它当成必须守住的东西，就会失去自由。许多人以为摆脱束缚的方式是远离世俗、放弃追求，或是转而去寻求精神境界或某种解脱之道。然而，从追求物质转向追求超脱，如果内心仍然依赖这种追求来满足对自我的确认，那么这种转向在本质上并没有发生改变。甚至当我们试图引导他人、指出问题时，仍然可能把这些“道理”和“帮助他人”的概念立在心里，隐隐地产生优越感，而恰恰在这时，我们已经悄然迷失于其中。</w:t>
+        <w:t xml:space="preserve">这种向内的反观与探寻，在人类历史上从未中断过。它的特殊与困难之处在于，我们太容易把“看清自己”再次变成一种新的倚靠；若是心里又把它当成必须守住的包袱，便同样会失去自由。许多人以为摆脱束缚的方式是远离世俗、放弃追求，或是转而去寻求精神境界或某种解脱之道。然而，从追求物质转向追求超脱，如果内心仍然依赖这种追求来满足对自我的确认，那么这种转向在本质上并没有发生改变。甚至当我们试图引导他人、指出问题时，仍然可能把这些“道理”和“帮助他人”的概念立在心里，隐隐地产生优越感，而恰恰在这时，我们已经悄然迷失于其中。</w:t>
       </w:r>
     </w:p>
     <w:p>
@@ -80,7 +80,7 @@
         <w:pStyle w:val="BodyText"/>
       </w:pPr>
       <w:r>
-        <w:t xml:space="preserve">这并不是让人什么都不去想、放弃生活、对世间的一切无动于衷，更不是走向消极避世。而是，在日常生活中，我们仍然基于现状做出合理判断与抉择，而不将结果与自我价值捆绑，该面对时全然面对，该行动时专注行动，事过之后心中无所挂碍。面对万事万物，不让它们成为禁锢心灵的牢笼，也不在自我的执念里固步自封。</w:t>
+        <w:t xml:space="preserve">这并不是让人什么都不去想、放弃生活、对世间的一切无动于衷，更不是走向消极避世。而是在日常生活中，我们仍然基于现状做出合理判断与抉择，只是不再将结果与自我价值捆绑，该面对时全然面对，该行动时专注行动，事过之后心中无所挂碍。面对万事万物，不让它们成为禁锢心灵的牢笼，也不在自我的执念里固步自封。</w:t>
       </w:r>
     </w:p>
     <w:p>

--- a/books/rumeng/downloads/guan.docx
+++ b/books/rumeng/downloads/guan.docx
@@ -16,7 +16,7 @@
         <w:pStyle w:val="FirstParagraph"/>
       </w:pPr>
       <w:r>
-        <w:t xml:space="preserve">随着人类社会的不断发展，生产生活的效率也在持续提升。尤其进入人工智能时代之后，许多技术的进步可能比以往任何时候都更加迅速。人们能够解决越来越复杂的问题，获得越来越丰富的知识，也能够以过去难以想象的方式改变自身的生活和世界。</w:t>
+        <w:t xml:space="preserve">随着人类社会的不断发展，生产与生活的效率在持续提升。尤其进入人工智能时代之后，许多技术的演进展现出过去任何时代都未曾有过的速度。人们能够解决越来越复杂的问题，获得越来越丰富的知识，也能够以过去难以想象的方式重塑自身的生活与整个世界。。</w:t>
       </w:r>
     </w:p>
     <w:p>
@@ -24,7 +24,7 @@
         <w:pStyle w:val="BodyText"/>
       </w:pPr>
       <w:r>
-        <w:t xml:space="preserve">这种快速发展很容易让我们产生一种错觉，以为随着时代的演进，我们在精神深处也自然而然地走向了清醒与从容。可事实并非如此，无论技术发展到何种程度，无论生活方式如何变迁，有些困境始终伴随着生命本身：人们依然会有所贪求，会陷入比较，会患得患失，也会因外部的肯定与否定心生爱憎。这些都是人自己产生和面对的日常，我们往往非常清楚自己当下在追求什么，却极少认真审视究竟是什么在驱使自己追求，又为什么会如此在意。</w:t>
+        <w:t xml:space="preserve">这种快速发展很容易让人产生一种错觉，以为随着时代的演进，我们在精神深处也自然而然地走向了清醒与从容。可事实并非如此，无论技术发展到何种程度，无论生活方式如何变迁，有些困境始终伴随着生命本身：人们依然会有所贪求，会陷入比较，会患得患失，也会因外部的肯定与否定而心生爱憎。我们往往非常清楚自己当下在追求什么，却极少认真审视究竟是什么在驱使自己追求，又为什么会如此在意。</w:t>
       </w:r>
     </w:p>
     <w:p>

--- a/books/rumeng/downloads/guan.docx
+++ b/books/rumeng/downloads/guan.docx
@@ -16,7 +16,7 @@
         <w:pStyle w:val="FirstParagraph"/>
       </w:pPr>
       <w:r>
-        <w:t xml:space="preserve">随着人类社会的不断发展，生产与生活的效率在持续提升。尤其进入人工智能时代之后，许多技术的演进展现出过去任何时代都未曾有过的速度。人们能够解决越来越复杂的问题，获得越来越丰富的知识，也能够以过去难以想象的方式重塑自身的生活与整个世界。。</w:t>
+        <w:t xml:space="preserve">随着人类社会的不断发展，生产与生活的效率在持续提升。尤其进入人工智能时代之后，许多技术的演进展现出过去任何时代都未曾有过的速度。人们能够解决越来越复杂的问题，获得越来越丰富的知识，也能够以过去难以想象的方式重塑自身的生活与整个世界。</w:t>
       </w:r>
     </w:p>
     <w:p>

--- a/books/rumeng/downloads/guan.docx
+++ b/books/rumeng/downloads/guan.docx
@@ -24,7 +24,7 @@
         <w:pStyle w:val="BodyText"/>
       </w:pPr>
       <w:r>
-        <w:t xml:space="preserve">这种快速发展很容易让人产生一种错觉，以为随着时代的演进，我们在精神深处也自然而然地走向了清醒与从容。可事实并非如此，无论技术发展到何种程度，无论生活方式如何变迁，有些困境始终伴随着生命本身：人们依然会有所贪求，会陷入比较，会患得患失，也会因外部的肯定与否定而心生爱憎。我们往往非常清楚自己当下在追求什么，却极少认真审视究竟是什么在驱使自己追求，又为什么会如此在意。</w:t>
+        <w:t xml:space="preserve">这种快速发展很容易让人产生一种错觉，以为随着时代的演进，我们在精神深处也自然而然地走向了清醒与从容。可事实并非如此，无论技术发展到何种程度，无论生活方式如何变迁，那些生命底层的内在倾向与惯性，始终未曾改变：人们依然会有所贪求，会陷入比较，会患得患失，也会因外部的肯定与否定而心生爱憎。</w:t>
       </w:r>
     </w:p>
     <w:p>
@@ -32,7 +32,7 @@
         <w:pStyle w:val="BodyText"/>
       </w:pPr>
       <w:r>
-        <w:t xml:space="preserve">我们在各种各样的目标中不断奔忙，却不一定意识到，真正让自己停不下来的，未必是尚未获得的所求之物，而可能是自己始终依赖这些东西来确认自身价值的习惯。</w:t>
+        <w:t xml:space="preserve">我们在各种各样的目标中不断奔忙，却不一定意识到，真正让自己的内心安顿不下来的，未必是尚未获得的所求之物，而可能是自己始终依赖这些东西来确认自身价值的习惯。</w:t>
       </w:r>
     </w:p>
     <w:p>
@@ -40,7 +40,7 @@
         <w:pStyle w:val="BodyText"/>
       </w:pPr>
       <w:r>
-        <w:t xml:space="preserve">人类社会的发展与技术进步并不会自动替我们解决这些问题。事实上，社会发展与技术进步本身也是人们内心倾向所驱动的产物，许多工具体系的建立与迭代正是在人们希望获得更多、走得更远的过程中形成的。它们改变了生存的条件，又在此基础上催生出新的评价体系和新的追求。人们能够做到的事情越来越多，也可能因此越来越忙于追求某种结果，而无暇追问自己为什么如此追求。</w:t>
+        <w:t xml:space="preserve">社会发展与技术进步，并不会自动让人们的内心获得安顿。事实上，许多工具体系的建立与迭代，本身就是人们内心倾向所驱动的产物。它们改变了生存条件，又在此基础上催生出新的评价体系和新的目标。人们能够做到的事情越来越多，也可能因此越来越忙于寻求某种结果，而无暇追问自己为什么如此追求。</w:t>
       </w:r>
     </w:p>
     <w:p>
@@ -56,7 +56,7 @@
         <w:pStyle w:val="BodyText"/>
       </w:pPr>
       <w:r>
-        <w:t xml:space="preserve">问题的关键往往不在于我们对事物拥有怎样的理解和认识，而在于我们习惯于借由这些理解来支撑自我、确认自身。当某种看法被无意识地固化为衡量自我价值的标尺时，心便会随之起伏流转，不知不觉受其牵引。这并不是某个时代独有的问题，社会制度可以变迁，科技与知识体系可以不断重塑，但只要这种向外抓取并受其牵动的倾向未被自己看清，生命的根本困惑就始终未曾改变。</w:t>
+        <w:t xml:space="preserve">核心往往不在于我们对事物拥有怎样的理解和认识，而在于我们习惯于借由这些理解来支撑自我、确认自身。当某种看法被无意识地固化为衡量自我价值的标尺时，心便会随之起伏流转，不知不觉受其牵引。这并不是某个时代独有的问题，社会制度可以变迁，科技与知识体系可以不断重塑，但只要这种向外抓取并受其牵动的倾向未被自己看清，生命的根本困惑就始终未曾改变。</w:t>
       </w:r>
     </w:p>
     <w:p>

--- a/books/rumeng/downloads/guan.docx
+++ b/books/rumeng/downloads/guan.docx
@@ -32,7 +32,7 @@
         <w:pStyle w:val="BodyText"/>
       </w:pPr>
       <w:r>
-        <w:t xml:space="preserve">我们在各种各样的目标中不断奔忙，却不一定意识到，真正让自己的内心安顿不下来的，未必是尚未获得的所求之物，而可能是自己始终依赖这些东西来确认自身价值的习惯。</w:t>
+        <w:t xml:space="preserve">我们在各种各样的目标中不断奔忙，却不一定意识到，真正让内心安定不下来的，未必是尚未获得的所求之物，而可能是自己始终依赖这些东西来确认自身价值的习惯。</w:t>
       </w:r>
     </w:p>
     <w:p>
@@ -64,7 +64,7 @@
         <w:pStyle w:val="BodyText"/>
       </w:pPr>
       <w:r>
-        <w:t xml:space="preserve">这种向内的反观与探寻，在人类历史上从未中断过。它的特殊与困难之处在于，我们太容易把“看清自己”再次变成一种新的倚靠；若是心里又把它当成必须守住的包袱，便同样会失去自由。许多人以为摆脱束缚的方式是远离世俗、放弃追求，或是转而去寻求精神境界或某种解脱之道。然而，从追求物质转向追求超脱，如果内心仍然依赖这种追求来满足对自我的确认，那么这种转向在本质上并没有发生改变。甚至当我们试图引导他人、指出问题时，仍然可能把这些“道理”和“帮助他人”的概念立在心里，隐隐地产生优越感，而恰恰在这时，我们已经悄然迷失于其中。</w:t>
+        <w:t xml:space="preserve">这种向内的反观与探寻，在人类历史上从未中断过。它的特殊与困难之处在于，我们太容易把“看清自己”再次变成一种新的倚靠；若是心里又把它当成必须守住的东西，它就变成了包袱，同样让人失去自由。许多人以为摆脱束缚的方式是远离世俗、放弃追求，或是转而去寻求精神境界或某种解脱之道。然而，从追求物质转向追求超脱，如果内心仍然依赖这种追求来满足对自我的确认，那么这种转向在本质上并没有发生改变。甚至当我们试图引导他人、指出问题时，仍然可能把这些“道理”和“帮助他人”的概念立在心里，隐隐地产生优越感，而恰恰在这时，我们已经悄然迷失于其中。</w:t>
       </w:r>
     </w:p>
     <w:p>
@@ -72,7 +72,7 @@
         <w:pStyle w:val="BodyText"/>
       </w:pPr>
       <w:r>
-        <w:t xml:space="preserve">真正的清醒不是建立一套完美的解释逻辑，而是做到：不被自己所认为的道理困住，更不被那个自认为已经明白道理的“自己”困住。</w:t>
+        <w:t xml:space="preserve">真正的清醒不是建立一套完美的解释逻辑，而是做到：不被自己所认定的道理困住，更不被那个自认为已经明白道理的“自己”困住。</w:t>
       </w:r>
     </w:p>
     <w:p>

--- a/books/rumeng/downloads/guan.docx
+++ b/books/rumeng/downloads/guan.docx
@@ -24,7 +24,7 @@
         <w:pStyle w:val="BodyText"/>
       </w:pPr>
       <w:r>
-        <w:t xml:space="preserve">这种快速发展很容易让人产生一种错觉，以为随着时代的演进，我们在精神深处也自然而然地走向了清醒与从容。可事实并非如此，无论技术发展到何种程度，无论生活方式如何变迁，那些生命底层的内在倾向与惯性，始终未曾改变：人们依然会有所贪求，会陷入比较，会患得患失，也会因外部的肯定与否定而心生爱憎。</w:t>
+        <w:t xml:space="preserve">然而，这一切向外开拓的技术与工具体系，其源头本身就是人类内在倾向的延伸。它们改变了生存条件，又在此基础上催生出新的评价体系和新的目标。人们能够做到的事情越来越多，却越来越少有余暇停下来看一眼那个驱动着这一切的源头。无论技术发展到何种程度，无论生活方式如何变迁，那些生命底层的内在倾向与惯性，始终未曾改变：我们对所思所感的认取从未停止——即我们将脑海里浮现的念头、思考、情绪、觉知等，默认当作真实的、属于“我”的东西去攀附、认同并随之起伏的惯性。</w:t>
       </w:r>
     </w:p>
     <w:p>
@@ -32,7 +32,7 @@
         <w:pStyle w:val="BodyText"/>
       </w:pPr>
       <w:r>
-        <w:t xml:space="preserve">我们在各种各样的目标中不断奔忙，却不一定意识到，真正让内心安定不下来的，未必是尚未获得的所求之物，而可能是自己始终依赖这些东西来确认自身价值的习惯。</w:t>
+        <w:t xml:space="preserve">随着脑科学与认知科学的深化，人类正逐步解构大脑的运作规律。但通过实验、仪器与数据去认识其中的机制，与在活生生的生命历程中看清自己，完全是两回事。科学研究是将研究对象置于“客体”的位置上进行观察与建模；即便研究的是人类心智的机制，它依然是用正在运转的思维，去推演大脑留下的信号与规律。这就如同眼睛试图在镜中寻找眼睛本身。我们在实验里捕捉的，永远只是活动留下的痕迹与影像，依然属于“所思所感”的范畴；甚至当你去“觉察”自己的大脑活动时，那个被你觉察到的“觉察状态”，其实也已经变成了一个影像；而认取这一切的源头，却始终落在了仪器与公式的视野之外。外部研究的进步能够逐渐揭示心智活动的部分机制与规律，但客观知识的丰富，并不能代替我们在念头生起之时，对自身内在活动的即时照看，更无法自动免除个体在具体境遇中的迷失。</w:t>
       </w:r>
     </w:p>
     <w:p>
@@ -40,23 +40,7 @@
         <w:pStyle w:val="BodyText"/>
       </w:pPr>
       <w:r>
-        <w:t xml:space="preserve">社会发展与技术进步，并不会自动让人们的内心获得安顿。事实上，许多工具体系的建立与迭代，本身就是人们内心倾向所驱动的产物。它们改变了生存条件，又在此基础上催生出新的评价体系和新的目标。人们能够做到的事情越来越多，也可能因此越来越忙于寻求某种结果，而无暇追问自己为什么如此追求。</w:t>
-      </w:r>
-    </w:p>
-    <w:p>
-      <w:pPr>
-        <w:pStyle w:val="BodyText"/>
-      </w:pPr>
-      <w:r>
-        <w:t xml:space="preserve">我们对世界的认识确实在不断增加。随着脑科学与认知科学的深化，人类正逐步解构大脑的运作规律与心智机制。但通过实验、仪器与数据去认识心智的机制，与在活生生的生命历程中看清自己，完全是两回事。外部研究的进步能够逐渐揭示心智活动的部分机制与规律，但掌握一套解释机制，并不能代替我们在念头生起之时，对自身内在活动的即时照看。客观知识的丰富，无法自动免除个体在具体境遇中的迷失。</w:t>
-      </w:r>
-    </w:p>
-    <w:p>
-      <w:pPr>
-        <w:pStyle w:val="BodyText"/>
-      </w:pPr>
-      <w:r>
-        <w:t xml:space="preserve">核心往往不在于我们对事物拥有怎样的理解和认识，而在于我们习惯于借由这些理解来支撑自我、确认自身。当某种看法被无意识地固化为衡量自我价值的标尺时，心便会随之起伏流转，不知不觉受其牵引。这并不是某个时代独有的问题，社会制度可以变迁，科技与知识体系可以不断重塑，但只要这种向外抓取并受其牵动的倾向未被自己看清，生命的根本困惑就始终未曾改变。</w:t>
+        <w:t xml:space="preserve">当某种看法被无意识地固化为为“我”所属时，心便会随之流转不息，不知不觉受其牵引，却唯独遗忘了那个能够感知这一切的本来面目。这并不是某个时代独有的问题，社会制度可以变迁，科技与知识体系可以不断重塑，但只要这种向外抓取并受其牵动的倾向未被自己看清，生命的根本困惑就始终未曾改变。这并不是某个时代独有的问题，社会制度可以变迁，科技与知识体系可以不断重塑，但只要这种向外攀附、认影为真的根本错位未被看清，生命的困惑就始终未曾改变，人也便在不知不觉中活在了层层叠叠的颠倒之中。</w:t>
       </w:r>
     </w:p>
     <w:p>

--- a/books/rumeng/downloads/guan.docx
+++ b/books/rumeng/downloads/guan.docx
@@ -24,7 +24,7 @@
         <w:pStyle w:val="BodyText"/>
       </w:pPr>
       <w:r>
-        <w:t xml:space="preserve">然而，这一切向外开拓的技术与工具体系，其源头本身就是人类内在倾向的延伸。它们改变了生存条件，又在此基础上催生出新的评价体系和新的目标。人们能够做到的事情越来越多，却越来越少有余暇停下来看一眼那个驱动着这一切的源头。无论技术发展到何种程度，无论生活方式如何变迁，那些生命底层的内在倾向与惯性，始终未曾改变：我们对所思所感的认取从未停止——即我们将脑海里浮现的念头、思考、情绪、觉知等，默认当作真实的、属于“我”的东西去攀附、认同并随之起伏的惯性。</w:t>
+        <w:t xml:space="preserve">然而，这一切向外开拓的技术与工具体系，来自于人类内在倾向的延伸。它们改变了生存条件，又在此基础上催生出新的评价体系和新的目标。人们能够做到的事情越来越多，却越来越少有余暇停下来看一眼那个驱动着这一切的源头。无论技术发展到何种程度，无论生活方式如何变迁，那些生命底层的内在倾向与惯性，始终未曾改变：我们对所思所感的认取从未停止——即我们将脑海里浮现的念头、思考、情绪、觉知等，默认当作真实的、属于“我”的东西去攀附、认同并随之起伏的惯性。</w:t>
       </w:r>
     </w:p>
     <w:p>
@@ -32,7 +32,7 @@
         <w:pStyle w:val="BodyText"/>
       </w:pPr>
       <w:r>
-        <w:t xml:space="preserve">随着脑科学与认知科学的深化，人类正逐步解构大脑的运作规律。但通过实验、仪器与数据去认识其中的机制，与在活生生的生命历程中看清自己，完全是两回事。科学研究是将研究对象置于“客体”的位置上进行观察与建模；即便研究的是人类心智的机制，它依然是用正在运转的思维，去推演大脑留下的信号与规律。这就如同眼睛试图在镜中寻找眼睛本身。我们在实验里捕捉的，永远只是活动留下的痕迹与影像，依然属于“所思所感”的范畴；甚至当你去“觉察”自己的大脑活动时，那个被你觉察到的“觉察状态”，其实也已经变成了一个影像；而认取这一切的源头，却始终落在了仪器与公式的视野之外。外部研究的进步能够逐渐揭示心智活动的部分机制与规律，但客观知识的丰富，并不能代替我们在念头生起之时，对自身内在活动的即时照看，更无法自动免除个体在具体境遇中的迷失。</w:t>
+        <w:t xml:space="preserve">随着脑科学与认知科学的深化，人类正逐步解构大脑的运作规律。但通过实验、仪器与数据去认识其中的机制，与在活生生的生命历程中看清自己，完全是两回事。科学研究是将研究对象置于“客体”的位置上进行观察与建模；即便研究的是人类心智的机制，它依然是用正在运转的思维，去推演大脑留下的信号与规律。这就如同眼睛试图在镜中寻找眼睛本身；我们在实验里捕捉的，永远只是活动留下的痕迹与影像，依然属于“所思所感”的范畴；甚至当你去“觉察”自己的大脑活动时，那个被你觉察到的“觉察状态”，其实也已经变成了一个影像；而认取这一切的源头，却始终落在了仪器与公式的视野之外。外部研究的进步能够逐渐揭示心智活动的部分机制与规律，但客观知识的丰富，并不能代替我们在念头生起之时，对自身内在活动的即时照看，更无法自动免除个体在具体境遇中的迷失。</w:t>
       </w:r>
     </w:p>
     <w:p>
@@ -40,7 +40,7 @@
         <w:pStyle w:val="BodyText"/>
       </w:pPr>
       <w:r>
-        <w:t xml:space="preserve">当某种看法被无意识地固化为为“我”所属时，心便会随之流转不息，不知不觉受其牵引，却唯独遗忘了那个能够感知这一切的本来面目。这并不是某个时代独有的问题，社会制度可以变迁，科技与知识体系可以不断重塑，但只要这种向外抓取并受其牵动的倾向未被自己看清，生命的根本困惑就始终未曾改变。这并不是某个时代独有的问题，社会制度可以变迁，科技与知识体系可以不断重塑，但只要这种向外攀附、认影为真的根本错位未被看清，生命的困惑就始终未曾改变，人也便在不知不觉中活在了层层叠叠的颠倒之中。</w:t>
+        <w:t xml:space="preserve">当某种看法感知被无意识地固化为“我”所属时，心便会随之流转不息，不知不觉受其牵引，并把这些当成真实的生命自体，却唯独遗忘了那个能够感知这一切的本来面目。这并不是某个时代独有的问题，社会制度可以变迁，科技与知识体系可以不断重塑，但只要这种向外攀附、认影为真的根本错位未被看清，生命的困惑就始终未曾改变，人也便在不知不觉中活在了层层叠叠的颠倒之中。</w:t>
       </w:r>
     </w:p>
     <w:p>
@@ -48,7 +48,7 @@
         <w:pStyle w:val="BodyText"/>
       </w:pPr>
       <w:r>
-        <w:t xml:space="preserve">这种向内的反观与探寻，在人类历史上从未中断过。它的特殊与困难之处在于，我们太容易把“看清自己”再次变成一种新的倚靠；若是心里又把它当成必须守住的东西，它就变成了包袱，同样让人失去自由。许多人以为摆脱束缚的方式是远离世俗、放弃追求，或是转而去寻求精神境界或某种解脱之道。然而，从追求物质转向追求超脱，如果内心仍然依赖这种追求来满足对自我的确认，那么这种转向在本质上并没有发生改变。甚至当我们试图引导他人、指出问题时，仍然可能把这些“道理”和“帮助他人”的概念立在心里，隐隐地产生优越感，而恰恰在这时，我们已经悄然迷失于其中。</w:t>
+        <w:t xml:space="preserve">对于这个问题的向内反观与探寻，在人类历史上从未中断过。它的特殊与困难之处在于，我们太容易把“看清自己”再次变成一种新的倚靠；若是心里又把它当成必须守住的东西，它就变成了包袱，同样让人失去自由。许多人以为摆脱束缚的方式是远离世俗、放弃追求，或是转而去寻求精神境界或某种解脱之道。然而，从追求物质转向追求超脱，如果内心仍然依赖一个“所求之境”来安放自我，那么这种转向在本质上并没有发生改变。甚至当我们试图引导他人、指出问题时，仍然可能把这些“道理”和“点醒他人”的概念立在心里，隐隐地产生优越感，而恰恰在这时，我们已经悄然迷失于其中。</w:t>
       </w:r>
     </w:p>
     <w:p>
@@ -56,7 +56,7 @@
         <w:pStyle w:val="BodyText"/>
       </w:pPr>
       <w:r>
-        <w:t xml:space="preserve">真正的清醒不是建立一套完美的解释逻辑，而是做到：不被自己所认定的道理困住，更不被那个自认为已经明白道理的“自己”困住。</w:t>
+        <w:t xml:space="preserve">所以，《金刚经》里才会讲“法尚应舍，何况非法”——真正的清醒，不是自己建立一套无懈可击的解释逻辑，而是彻底看清心对一切外物与观念的黏着：既不被世俗的得失困住，也不被自己所认定的道理困住，更不被那个自认为已经明白道理的“自己”困住。</w:t>
       </w:r>
     </w:p>
     <w:p>
@@ -64,7 +64,7 @@
         <w:pStyle w:val="BodyText"/>
       </w:pPr>
       <w:r>
-        <w:t xml:space="preserve">这并不是让人什么都不去想、放弃生活、对世间的一切无动于衷，更不是走向消极避世。而是在日常生活中，我们仍然基于现状做出合理判断与抉择，只是不再将结果与自我价值捆绑，该面对时全然面对，该行动时专注行动，事过之后心中无所挂碍。面对万事万物，不让它们成为禁锢心灵的牢笼，也不在自我的执念里固步自封。</w:t>
+        <w:t xml:space="preserve">这并不是让人什么都不去想、放弃生活、对世间的一切无动于衷，更不是走向消极避世。而是在日常生活中，我们仍然基于现状做出合理判断与抉择，只是不再将结果与自我价值捆绑，该面对时全然面对，该行动时专注行动，事过之后心中无所挂碍。面对万事万物，包括自己的所思所想，既不抗拒它们的显现，也不让它们成为禁锢心灵的牢笼。正如《金刚经》所说“应无所住而生其心”。</w:t>
       </w:r>
     </w:p>
     <w:p>
@@ -72,7 +72,7 @@
         <w:pStyle w:val="BodyText"/>
       </w:pPr>
       <w:r>
-        <w:t xml:space="preserve">人类依然会继续探索星空与微观的奥秘，技术依然会不断更新。但无论这个世界变得多么复杂与庞大，工具体系多么完善，我们如何认识世界，始终与我们如何认识自己密切相关。</w:t>
+        <w:t xml:space="preserve">人类依然会继续探索星空与微观的奥秘，技术依然会不断更新。但无论这个世界变得多么复杂与庞大，工具体系多么完善，这一切探索、创造与追逐的起点，始终离不开当下正在感知与思考的这颗心。在向外走得无比遥远的时代，回过头来看清一念初起的地方，便是看清了我们与这个世界真正的来处。因为，我们如何认识世界，始终与我们如何认识自己密切相关。</w:t>
       </w:r>
     </w:p>
     <w:bookmarkEnd w:id="20"/>

--- a/books/rumeng/downloads/guan.docx
+++ b/books/rumeng/downloads/guan.docx
@@ -40,7 +40,7 @@
         <w:pStyle w:val="BodyText"/>
       </w:pPr>
       <w:r>
-        <w:t xml:space="preserve">当某种看法感知被无意识地固化为“我”所属时，心便会随之流转不息，不知不觉受其牵引，并把这些当成真实的生命自体，却唯独遗忘了那个能够感知这一切的本来面目。这并不是某个时代独有的问题，社会制度可以变迁，科技与知识体系可以不断重塑，但只要这种向外攀附、认影为真的根本错位未被看清，生命的困惑就始终未曾改变，人也便在不知不觉中活在了层层叠叠的颠倒之中。</w:t>
+        <w:t xml:space="preserve">当某种看法被无意识地固化为“我”所属时，心便会随之流转不息，不知不觉受其牵引，并把这些当成真实的生命自体，却唯独遗忘了那个能够觉察这一切的本来面目。这并不是某个时代独有的问题，社会制度可以变迁，科技与知识体系可以不断重塑，但只要这种向外攀附、认影为真的根本错位未被看清，生命的困惑就始终未曾改变，人也便在不知不觉中活在了层层叠叠的颠倒之中。</w:t>
       </w:r>
     </w:p>
     <w:p>

--- a/books/rumeng/downloads/guan.docx
+++ b/books/rumeng/downloads/guan.docx
@@ -40,7 +40,7 @@
         <w:pStyle w:val="BodyText"/>
       </w:pPr>
       <w:r>
-        <w:t xml:space="preserve">当某种看法被无意识地固化为“我”所属时，心便会随之流转不息，不知不觉受其牵引，并把这些当成真实的生命自体，却唯独遗忘了那个能够觉察这一切的本来面目。这并不是某个时代独有的问题，社会制度可以变迁，科技与知识体系可以不断重塑，但只要这种向外攀附、认影为真的根本错位未被看清，生命的困惑就始终未曾改变，人也便在不知不觉中活在了层层叠叠的颠倒之中。</w:t>
+        <w:t xml:space="preserve">当某种看法被无意识地固化为“我”所属时，心便会随之流转不息，不知不觉受其牵引，并把这些当成真实的生命自体，却唯独遗忘了那个能够觉察这一切的本来面目。这并不是某个时代独有的问题，社会制度可以变迁，科技与知识体系可以不断重塑，但只要这种向外攀附、认影为真的根本错位未被看清，生命的困惑就始终未曾改变，人也便在不知不觉中活在了层层叠叠的认知错位之中。</w:t>
       </w:r>
     </w:p>
     <w:p>

--- a/books/rumeng/downloads/guan.docx
+++ b/books/rumeng/downloads/guan.docx
@@ -40,7 +40,7 @@
         <w:pStyle w:val="BodyText"/>
       </w:pPr>
       <w:r>
-        <w:t xml:space="preserve">当某种看法被无意识地固化为“我”所属时，心便会随之流转不息，不知不觉受其牵引，并把这些当成真实的生命自体，却唯独遗忘了那个能够觉察这一切的本来面目。这并不是某个时代独有的问题，社会制度可以变迁，科技与知识体系可以不断重塑，但只要这种向外攀附、认影为真的根本错位未被看清，生命的困惑就始终未曾改变，人也便在不知不觉中活在了层层叠叠的认知错位之中。</w:t>
+        <w:t xml:space="preserve">当某种看法被无意识地固化为“我”所属时，心便会随之流转不息，不知不觉受其牵引，并把这些当成真实的生命自体，却唯独遗忘了那个能够觉察这一切的本来面目。这并不是某个时代独有的问题，社会制度可以变迁，科技与知识体系可以不断重塑，但只要这种向外攀附、认影为真的根本所在未被看清，生命的困惑就始终未曾改变，人也便在不知不觉中活在了层层叠叠的认知错位之中。</w:t>
       </w:r>
     </w:p>
     <w:p>

--- a/books/rumeng/downloads/guan.docx
+++ b/books/rumeng/downloads/guan.docx
@@ -16,7 +16,7 @@
         <w:pStyle w:val="FirstParagraph"/>
       </w:pPr>
       <w:r>
-        <w:t xml:space="preserve">随着人类社会的不断发展，生产与生活的效率在持续提升。尤其进入人工智能时代之后，许多技术的演进展现出过去任何时代都未曾有过的速度。人们能够解决越来越复杂的问题，获得越来越丰富的知识，也能够以过去难以想象的方式重塑自身的生活与整个世界。</w:t>
+        <w:t xml:space="preserve">随着人类社会的不断发展，生产与生活效率也在持续提升。特别是进入人工智能时代之后，许多技术的演进，展现出了过去未曾有过的速度。人们能够解决更复杂的问题，创造更完善的工具，获得更丰富的知识，也能够以过去难以想象的方式重塑人们的生活体验。</w:t>
       </w:r>
     </w:p>
     <w:p>
@@ -24,7 +24,7 @@
         <w:pStyle w:val="BodyText"/>
       </w:pPr>
       <w:r>
-        <w:t xml:space="preserve">然而，这一切向外开拓的技术与工具体系，来自于人类内在倾向的延伸。它们改变了生存条件，又在此基础上催生出新的评价体系和新的目标。人们能够做到的事情越来越多，却越来越少有余暇停下来看一眼那个驱动着这一切的源头。无论技术发展到何种程度，无论生活方式如何变迁，那些生命底层的内在倾向与惯性，始终未曾改变：我们对所思所感的认取从未停止——即我们将脑海里浮现的念头、思考、情绪、觉知等，默认当作真实的、属于“我”的东西去攀附、认同并随之起伏的惯性。</w:t>
+        <w:t xml:space="preserve">然而，这一切向外开拓的技术与工具体系，本是人类内在倾向的延伸。它们改变了人的生存条件，人又在此基础上催生出新的评价体系和新的目标。人们能够做到的事情越来越多，却越来越少有余暇停下来看一眼那个驱动着这一切的源头。无论技术发展到何种程度，无论生活方式如何变迁，那些生命底层的内在倾向，始终未曾改变：我们对所思所感的认取从未停止——当念头或情绪升起时，心里产生依附趋向并赋予其“实有性”，便不可避免地受其牵引。</w:t>
       </w:r>
     </w:p>
     <w:p>
@@ -32,7 +32,7 @@
         <w:pStyle w:val="BodyText"/>
       </w:pPr>
       <w:r>
-        <w:t xml:space="preserve">随着脑科学与认知科学的深化，人类正逐步解构大脑的运作规律。但通过实验、仪器与数据去认识其中的机制，与在活生生的生命历程中看清自己，完全是两回事。科学研究是将研究对象置于“客体”的位置上进行观察与建模；即便研究的是人类心智的机制，它依然是用正在运转的思维，去推演大脑留下的信号与规律。这就如同眼睛试图在镜中寻找眼睛本身；我们在实验里捕捉的，永远只是活动留下的痕迹与影像，依然属于“所思所感”的范畴；甚至当你去“觉察”自己的大脑活动时，那个被你觉察到的“觉察状态”，其实也已经变成了一个影像；而认取这一切的源头，却始终落在了仪器与公式的视野之外。外部研究的进步能够逐渐揭示心智活动的部分机制与规律，但客观知识的丰富，并不能代替我们在念头生起之时，对自身内在活动的即时照看，更无法自动免除个体在具体境遇中的迷失。</w:t>
+        <w:t xml:space="preserve">随着脑科学与认知科学的深化，人类正逐步解构大脑的运作规律。但通过实验、仪器与数据去认识其中的机制，与在活生生的生命历程中看清自己，完全是两回事。科学探索所捕捉与建模的，往往是那些在大脑中发生、变化并最终归于平息的生理信号——一个念头的闪现与消退，一种情绪的激活与平复，乃至注意力的聚集与涣散。这一切起伏，皆有起点与终点。然而，那个能够了知这一切起伏更替的存在——在此不妨借用一个词，称之为“觉知”——却绝非另一项在特定时刻被触发、在特定时刻结束的生理活动。它没有被开启的瞬间，也没有随之关闭的终点，更不存在一种“刚刚赶来、随后又离开”的动作形态。外部研究能够逐渐揭示心智运作的规律，但客观知识的丰富，并不能代替我们在念头生起之时，对自身内在活动的即时照看，更无法免除我们在具体境遇中，因不断认取所思所感而陷入的种种迷失。</w:t>
       </w:r>
     </w:p>
     <w:p>
@@ -40,7 +40,23 @@
         <w:pStyle w:val="BodyText"/>
       </w:pPr>
       <w:r>
-        <w:t xml:space="preserve">当某种看法被无意识地固化为“我”所属时，心便会随之流转不息，不知不觉受其牵引，并把这些当成真实的生命自体，却唯独遗忘了那个能够觉察这一切的本来面目。这并不是某个时代独有的问题，社会制度可以变迁，科技与知识体系可以不断重塑，但只要这种向外攀附、认影为真的根本所在未被看清，生命的困惑就始终未曾改变，人也便在不知不觉中活在了层层叠叠的认知错位之中。</w:t>
+        <w:t xml:space="preserve">需要注意的是，语言表述在这里往往容易被误解。无论是用‘觉知’还是其他类似的字眼，我们都很容易顺着习惯，把它理解为“我所具备的某种能力”——就像我拥有一双腿、拥有视力或思考能力一样。这样一来，心中便又悄然立起了一个拥有能力的“我”，和一个被展现出来的“功能”。可事实恰恰相反，它并非“我”所拥有的某件工具，而是容纳了这一切，自身却无来无去的背景。</w:t>
+      </w:r>
+    </w:p>
+    <w:p>
+      <w:pPr>
+        <w:pStyle w:val="BodyText"/>
+      </w:pPr>
+      <w:r>
+        <w:t xml:space="preserve">前面所说的迷失恰恰发生在这里：面对那些浮现出来的情绪、念头等，心极容易在这个过程中陷入一种深深的“认取”——就如水中之月，波澜一起便随之晃荡，那终究只是倒影，而月还是月；可我们却不自觉地将影子当了真，随其迁流。一旦某种看法、情绪或认知被“执以为实”，心便不再自由，便会随着它们的起落流转不息。我们误将这些被觉察到的客体痕迹当成了实体，却遗忘了那个能够容纳并照见这一切的本来面目。</w:t>
+      </w:r>
+    </w:p>
+    <w:p>
+      <w:pPr>
+        <w:pStyle w:val="BodyText"/>
+      </w:pPr>
+      <w:r>
+        <w:t xml:space="preserve">这并不是某个时代独有的问题。社会制度可以变迁，科技与知识体系可以不断重塑，但只要这种“认影为真”的根本错位未被看清，生命的困惑就始终未曾改变，人也便在不知不觉中，活在了层层叠叠的颠倒之中。</w:t>
       </w:r>
     </w:p>
     <w:p>

--- a/books/rumeng/downloads/guan.docx
+++ b/books/rumeng/downloads/guan.docx
@@ -48,7 +48,7 @@
         <w:pStyle w:val="BodyText"/>
       </w:pPr>
       <w:r>
-        <w:t xml:space="preserve">前面所说的迷失恰恰发生在这里：面对那些浮现出来的情绪、念头等，心极容易在这个过程中陷入一种深深的“认取”——就如水中之月，波澜一起便随之晃荡，那终究只是倒影，而月还是月；可我们却不自觉地将影子当了真，随其迁流。一旦某种看法、情绪或认知被“执以为实”，心便不再自由，便会随着它们的起落流转不息。我们误将这些被觉察到的客体痕迹当成了实体，却遗忘了那个能够容纳并照见这一切的本来面目。</w:t>
+        <w:t xml:space="preserve">前面所说的迷失恰恰发生在这里：面对那些浮现出来的情绪、念头等，心极容易在这个过程中陷入一种深深的“认取”——就如水中之月，波澜一起便随之晃荡，那终究只是倒影，而月还是月；可我们却不自觉地将影子当了真，被其牵动。一旦某种看法被“执以为实”，心便不再自由，便会随着它们的起落流转不息。我们误将这些被觉察到的客体痕迹当成了实体，却遗忘了那个能够容纳并照见这一切的本来面目。</w:t>
       </w:r>
     </w:p>
     <w:p>
@@ -64,7 +64,7 @@
         <w:pStyle w:val="BodyText"/>
       </w:pPr>
       <w:r>
-        <w:t xml:space="preserve">对于这个问题的向内反观与探寻，在人类历史上从未中断过。它的特殊与困难之处在于，我们太容易把“看清自己”再次变成一种新的倚靠；若是心里又把它当成必须守住的东西，它就变成了包袱，同样让人失去自由。许多人以为摆脱束缚的方式是远离世俗、放弃追求，或是转而去寻求精神境界或某种解脱之道。然而，从追求物质转向追求超脱，如果内心仍然依赖一个“所求之境”来安放自我，那么这种转向在本质上并没有发生改变。甚至当我们试图引导他人、指出问题时，仍然可能把这些“道理”和“点醒他人”的概念立在心里，隐隐地产生优越感，而恰恰在这时，我们已经悄然迷失于其中。</w:t>
+        <w:t xml:space="preserve">面对这种困境，向内的反观与探寻在人类历史上从未中断过。它的特殊与困难之处在于，我们太容易把“看清自己”再次变成一种新的倚靠；若是心里又把它当成必须守住的东西，它就变成了包袱，同样让人失去自由。许多人以为摆脱束缚的方式是远离世俗、放弃追求，或是转而去寻求超然的精神境界或某种解脱之道。然而，从追求物质转向追求超脱，如果内心仍然依赖一个“所求之境”来安放自我，那么这种转向在本质上并没有发生改变。甚至当我们试图引导他人时，若是把“高明的见地”立在心头，滋生出优越与自得，心中妄立人设，便已悄然住进了所执之境，认妄为真。</w:t>
       </w:r>
     </w:p>
     <w:p>
@@ -72,7 +72,7 @@
         <w:pStyle w:val="BodyText"/>
       </w:pPr>
       <w:r>
-        <w:t xml:space="preserve">所以，《金刚经》里才会讲“法尚应舍，何况非法”——真正的清醒，不是自己建立一套无懈可击的解释逻辑，而是彻底看清心对一切外物与观念的黏着：既不被世俗的得失困住，也不被自己所认定的道理困住，更不被那个自认为已经明白道理的“自己”困住。</w:t>
+        <w:t xml:space="preserve">所以，《金刚经》里才会讲“法尚应舍，何况非法”——真正的清醒，不是自己建立一套无懈可击的解释逻辑，不是死守某种“清净的状态”，而是彻底看清心对一切外物与观念的黏着：既不被世俗的得失困住，也不被自己所认定的道理困住，更不被那个自认为已经明白道理的“自己”困住。</w:t>
       </w:r>
     </w:p>
     <w:p>
@@ -80,7 +80,7 @@
         <w:pStyle w:val="BodyText"/>
       </w:pPr>
       <w:r>
-        <w:t xml:space="preserve">这并不是让人什么都不去想、放弃生活、对世间的一切无动于衷，更不是走向消极避世。而是在日常生活中，我们仍然基于现状做出合理判断与抉择，只是不再将结果与自我价值捆绑，该面对时全然面对，该行动时专注行动，事过之后心中无所挂碍。面对万事万物，包括自己的所思所想，既不抗拒它们的显现，也不让它们成为禁锢心灵的牢笼。正如《金刚经》所说“应无所住而生其心”。</w:t>
+        <w:t xml:space="preserve">这并意味着让人什么都不去想、对世间的一切无动于衷，更不是走向消极避世。恰恰相反，当心不再让掠过的念头与境遇反客为主时，我们反而能更纯粹地投入日常生活：面对问题，依然基于现状做出最清晰的判断与抉择；该承担时全然承担，该行动时专注行动，事过之后心中无所挂碍。面对万事万物，包括自己的所思所想，既不抗拒它们的显现，也不随之迁流。</w:t>
       </w:r>
     </w:p>
     <w:p>
@@ -88,7 +88,15 @@
         <w:pStyle w:val="BodyText"/>
       </w:pPr>
       <w:r>
-        <w:t xml:space="preserve">人类依然会继续探索星空与微观的奥秘，技术依然会不断更新。但无论这个世界变得多么复杂与庞大，工具体系多么完善，这一切探索、创造与追逐的起点，始终离不开当下正在感知与思考的这颗心。在向外走得无比遥远的时代，回过头来看清一念初起的地方，便是看清了我们与这个世界真正的来处。因为，我们如何认识世界，始终与我们如何认识自己密切相关。</w:t>
+        <w:t xml:space="preserve">人类依然会继续探索星空与微观的奥秘，技术依然会不断更新。但无论这个世界变得多么复杂与庞大，工具体系多么完善，这一切探索、创造与追逐的起点，始终离不开当下正在感知与思考的这颗心。</w:t>
+      </w:r>
+    </w:p>
+    <w:p>
+      <w:pPr>
+        <w:pStyle w:val="BodyText"/>
+      </w:pPr>
+      <w:r>
+        <w:t xml:space="preserve">在向外走得无比遥远的时代，回过头来看清一念初起的地方，便是看清了我们与这个世界真正的来处。</w:t>
       </w:r>
     </w:p>
     <w:bookmarkEnd w:id="20"/>

--- a/books/rumeng/downloads/guan.docx
+++ b/books/rumeng/downloads/guan.docx
@@ -32,7 +32,7 @@
         <w:pStyle w:val="BodyText"/>
       </w:pPr>
       <w:r>
-        <w:t xml:space="preserve">随着脑科学与认知科学的深化，人类正逐步解构大脑的运作规律。但通过实验、仪器与数据去认识其中的机制，与在活生生的生命历程中看清自己，完全是两回事。科学探索所捕捉与建模的，往往是那些在大脑中发生、变化并最终归于平息的生理信号——一个念头的闪现与消退，一种情绪的激活与平复，乃至注意力的聚集与涣散。这一切起伏，皆有起点与终点。然而，那个能够了知这一切起伏更替的存在——在此不妨借用一个词，称之为“觉知”——却绝非另一项在特定时刻被触发、在特定时刻结束的生理活动。它没有被开启的瞬间，也没有随之关闭的终点，更不存在一种“刚刚赶来、随后又离开”的动作形态。外部研究能够逐渐揭示心智运作的规律，但客观知识的丰富，并不能代替我们在念头生起之时，对自身内在活动的即时照看，更无法免除我们在具体境遇中，因不断认取所思所感而陷入的种种迷失。</w:t>
+        <w:t xml:space="preserve">随着脑科学与认知科学的深化，人类正逐步解构大脑的运作规律。但通过实验、仪器与数据去认识其中的机制，与在活生生的生命历程中看清自己，完全是两回事。科学探索所捕捉与建模的，往往是那些在大脑中发生、变化并最终归于平息的生理信号——一个念头的闪现与消退，一种情绪的激活与平复，乃至注意力的聚集与涣散。但外部研究无论如何揭示心智运作的规律，客观知识的丰富，并不能代替我们在念头生起之时对自身活动的即时照看，更无法免除我们在具体境遇中，因不断认取所思所感而陷入的种种迷失。</w:t>
       </w:r>
     </w:p>
     <w:p>
@@ -40,7 +40,7 @@
         <w:pStyle w:val="BodyText"/>
       </w:pPr>
       <w:r>
-        <w:t xml:space="preserve">需要注意的是，语言表述在这里往往容易被误解。无论是用‘觉知’还是其他类似的字眼，我们都很容易顺着习惯，把它理解为“我所具备的某种能力”——就像我拥有一双腿、拥有视力或思考能力一样。这样一来，心中便又悄然立起了一个拥有能力的“我”，和一个被展现出来的“功能”。可事实恰恰相反，它并非“我”所拥有的某件工具，而是容纳了这一切，自身却无来无去的背景。</w:t>
+        <w:t xml:space="preserve">需要注意的是，这种对自身的照看，语言表述往往容易被误解。无论是用‘觉知’还是其他类似的字眼，我们都很容易顺着习惯，把它理解为“我所具备的某种能力”——就像我拥有一双腿、拥有视力或思考能力一样。这样一来，心中便又悄然立起了一个拥有能力的“我”，和一个被展现出来的“功能”，也已是又一重细微的认取。</w:t>
       </w:r>
     </w:p>
     <w:p>
@@ -48,7 +48,7 @@
         <w:pStyle w:val="BodyText"/>
       </w:pPr>
       <w:r>
-        <w:t xml:space="preserve">前面所说的迷失恰恰发生在这里：面对那些浮现出来的情绪、念头等，心极容易在这个过程中陷入一种深深的“认取”——就如水中之月，波澜一起便随之晃荡，那终究只是倒影，而月还是月；可我们却不自觉地将影子当了真，被其牵动。一旦某种看法被“执以为实”，心便不再自由，便会随着它们的起落流转不息。我们误将这些被觉察到的客体痕迹当成了实体，却遗忘了那个能够容纳并照见这一切的本来面目。</w:t>
+        <w:t xml:space="preserve">前面所说的迷失恰恰发生在这里：面对那些浮现出来的情绪、念头等，心极容易在这个过程中陷入一种深深的“认取”——就如水中之月，波澜一起便随之晃荡，那终究只是倒影；可我们却不自觉地将波动的影子当了真，被其牵动。一旦某种看法被“执以为实”，心便不再自由，便会随着它们的起落流转不息。我们误将这些被觉察到的客体痕迹当成了实体，却未曾看清，那些牵动心弦的风浪起伏，本就无处依凭。</w:t>
       </w:r>
     </w:p>
     <w:p>
@@ -64,7 +64,7 @@
         <w:pStyle w:val="BodyText"/>
       </w:pPr>
       <w:r>
-        <w:t xml:space="preserve">面对这种困境，向内的反观与探寻在人类历史上从未中断过。它的特殊与困难之处在于，我们太容易把“看清自己”再次变成一种新的倚靠；若是心里又把它当成必须守住的东西，它就变成了包袱，同样让人失去自由。许多人以为摆脱束缚的方式是远离世俗、放弃追求，或是转而去寻求超然的精神境界或某种解脱之道。然而，从追求物质转向追求超脱，如果内心仍然依赖一个“所求之境”来安放自我，那么这种转向在本质上并没有发生改变。甚至当我们试图引导他人时，若是把“高明的见地”立在心头，滋生出优越与自得，心中妄立人设，便已悄然住进了所执之境，认妄为真。</w:t>
+        <w:t xml:space="preserve">面对这种困境，向内的反观与探寻在人类历史上从未中断过。它的特殊与困难之处在于，我们太容易把“看清自己”再次变成一种新的倚靠；若是心里又把它当成必须守住的东西，它就变成了包袱，同样让人失去自由。许多人以为摆脱束缚的方式是远离世俗、放弃追求，或是转而去寻求超然的精神境界或某种解脱之道。然而，从追求物质转向追求超脱，如果内心仍然依赖一个“所求之境”来安放自我，那么这种转向在本质上并没有发生改变。</w:t>
       </w:r>
     </w:p>
     <w:p>
@@ -72,7 +72,7 @@
         <w:pStyle w:val="BodyText"/>
       </w:pPr>
       <w:r>
-        <w:t xml:space="preserve">所以，《金刚经》里才会讲“法尚应舍，何况非法”——真正的清醒，不是自己建立一套无懈可击的解释逻辑，不是死守某种“清净的状态”，而是彻底看清心对一切外物与观念的黏着：既不被世俗的得失困住，也不被自己所认定的道理困住，更不被那个自认为已经明白道理的“自己”困住。</w:t>
+        <w:t xml:space="preserve">甚至当我们自以为“看清了”这些机制，在心头竖起一个“清醒者”的形象，对自以为沉迷其中的世人滋生出隐秘的优越与评判，便已再次住进了所执之境，认妄为真。这正是《金刚经》里所提醒的“法尚应舍，何况非法”——真正的清醒，不是自己建立一套无懈可击的解释逻辑，更不是守着某种自居高深的境界。而是彻底看清心对一切外物与观念的黏着：既不被世俗的得失困住，也不被自己所认定的道理困住，更不被那个自认为已经明白道理的“自己”困住。</w:t>
       </w:r>
     </w:p>
     <w:p>
@@ -80,7 +80,7 @@
         <w:pStyle w:val="BodyText"/>
       </w:pPr>
       <w:r>
-        <w:t xml:space="preserve">这并意味着让人什么都不去想、对世间的一切无动于衷，更不是走向消极避世。恰恰相反，当心不再让掠过的念头与境遇反客为主时，我们反而能更纯粹地投入日常生活：面对问题，依然基于现状做出最清晰的判断与抉择；该承担时全然承担，该行动时专注行动，事过之后心中无所挂碍。面对万事万物，包括自己的所思所想，既不抗拒它们的显现，也不随之迁流。</w:t>
+        <w:t xml:space="preserve">这绝非让人什么都不去想，走向消极避世；也绝不仅是现代语境下“专注的执行力”与“事后豁达的心态”，更不是剔除温度、计算得失的冰冷决策。若是理解为冷漠无感，便是沉浸在虚无的感受之中；若是降格为高效处世，则依旧困在利害的算计之中。无论是逃避世事的“冷漠”，还是玩转世故的“通达”，二者形式虽异，本质上都是在向外认取、向内立我。</w:t>
       </w:r>
     </w:p>
     <w:p>
@@ -88,7 +88,7 @@
         <w:pStyle w:val="BodyText"/>
       </w:pPr>
       <w:r>
-        <w:t xml:space="preserve">人类依然会继续探索星空与微观的奥秘，技术依然会不断更新。但无论这个世界变得多么复杂与庞大，工具体系多么完善，这一切探索、创造与追逐的起点，始终离不开当下正在感知与思考的这颗心。</w:t>
+        <w:t xml:space="preserve">当心不再于任何一端固执立足时，便无需去防御、维系和证明那个“自我”。面对万事万物，褪去了“利害”与“物我界限”的阻隔，心才真正恢复了彻底的敏锐与自由：不滞于一物，故能应照万物——遇深陷苦难者，可春风化雨；遇肆意妄为者，可迎头棒喝；遇因缘未至者，知时知量、不妄作强求。不是刻意为之的作为，而是本性的自然流露。这也是《金刚经》中“应无所住而生其心”的真意。</w:t>
       </w:r>
     </w:p>
     <w:p>
@@ -96,7 +96,15 @@
         <w:pStyle w:val="BodyText"/>
       </w:pPr>
       <w:r>
-        <w:t xml:space="preserve">在向外走得无比遥远的时代，回过头来看清一念初起的地方，便是看清了我们与这个世界真正的来处。</w:t>
+        <w:t xml:space="preserve">由此再来看这个世界，我们看到的将不再是一个外在于己的环境。我们眼前现代文明的社会制度、工具体系与运转秩序，就是千百年来无数个体层层微细的“认取”相互共振、纠缠而沉淀下来的催化物。所谓“因缘和合”，也从来不是神秘的玄说，而正是这套以内在认取为锚点编织而成的巨大生命网络。</w:t>
+      </w:r>
+    </w:p>
+    <w:p>
+      <w:pPr>
+        <w:pStyle w:val="BodyText"/>
+      </w:pPr>
+      <w:r>
+        <w:t xml:space="preserve">在这个向外走得过于遥远的时代，回过头来看清一念初起的地方，不仅是在看清我们自己，更是在看清我们眼中这个世界的来处。</w:t>
       </w:r>
     </w:p>
     <w:bookmarkEnd w:id="20"/>

--- a/books/rumeng/downloads/guan.docx
+++ b/books/rumeng/downloads/guan.docx
@@ -96,7 +96,7 @@
         <w:pStyle w:val="BodyText"/>
       </w:pPr>
       <w:r>
-        <w:t xml:space="preserve">由此再来看这个世界，我们看到的将不再是一个外在于己的环境。我们眼前现代文明的社会制度、工具体系与运转秩序，就是千百年来无数个体层层微细的“认取”相互共振、纠缠而沉淀下来的催化物。所谓“因缘和合”，也从来不是神秘的玄说，而正是这套以内在认取为锚点编织而成的巨大生命网络。</w:t>
+        <w:t xml:space="preserve">由此再来看这个世界，我们看到的将不再是一个外在于己的环境。我们眼前现代文明的社会制度、工具体系与运转秩序，就是千百年来无数个体的层层“认取”相互共振、纠缠而催生的产物。所谓“因缘和合”，也从来不是神秘的玄说，而正是这套以内在认取为锚点编织而成的巨大生命网络。</w:t>
       </w:r>
     </w:p>
     <w:p>

--- a/books/rumeng/downloads/guan.docx
+++ b/books/rumeng/downloads/guan.docx
@@ -40,7 +40,7 @@
         <w:pStyle w:val="BodyText"/>
       </w:pPr>
       <w:r>
-        <w:t xml:space="preserve">需要注意的是，这种对自身的照看，语言表述往往容易被误解。无论是用‘觉知’还是其他类似的字眼，我们都很容易顺着习惯，把它理解为“我所具备的某种能力”——就像我拥有一双腿、拥有视力或思考能力一样。这样一来，心中便又悄然立起了一个拥有能力的“我”，和一个被展现出来的“功能”，也已是又一重细微的认取。</w:t>
+        <w:t xml:space="preserve">需要注意的是，这种对自身的照看，语言表述往往容易被误解。无论是用‘觉知’还是其他类似的字眼，我们都很容易顺着习惯，把它理解为“我所具备的某种能力”——就像我拥有一双腿、拥有视力或思考能力一样。这样一来，心中便又悄然立起了一个拥有能力的“我”，和一个被展现出来的“功能”，已是又一重细微的认取。</w:t>
       </w:r>
     </w:p>
     <w:p>
@@ -48,7 +48,7 @@
         <w:pStyle w:val="BodyText"/>
       </w:pPr>
       <w:r>
-        <w:t xml:space="preserve">前面所说的迷失恰恰发生在这里：面对那些浮现出来的情绪、念头等，心极容易在这个过程中陷入一种深深的“认取”——就如水中之月，波澜一起便随之晃荡，那终究只是倒影；可我们却不自觉地将波动的影子当了真，被其牵动。一旦某种看法被“执以为实”，心便不再自由，便会随着它们的起落流转不息。我们误将这些被觉察到的客体痕迹当成了实体，却未曾看清，那些牵动心弦的风浪起伏，本就无处依凭。</w:t>
+        <w:t xml:space="preserve">迷失也恰恰发生在这里：面对那些浮现出来的情绪、念头等，心极容易在这个过程中陷入一种深深的“认取”——就如水中之月，波澜一起便随之晃荡，那终究只是倒影；可我们却不自觉地将波动的影子当了真，被其牵动。一旦某种看法被“执以为实”，心便不再自由，便会随着它们的起落流转不息。我们误将这些被觉察到的客体痕迹当成了实体，却未曾看清，那些牵动心弦的风浪起伏，本就无处依凭。</w:t>
       </w:r>
     </w:p>
     <w:p>

--- a/books/rumeng/downloads/guan.docx
+++ b/books/rumeng/downloads/guan.docx
@@ -24,7 +24,15 @@
         <w:pStyle w:val="BodyText"/>
       </w:pPr>
       <w:r>
-        <w:t xml:space="preserve">然而，这一切向外开拓的技术与工具体系，本是人类内在倾向的延伸。它们改变了人的生存条件，人又在此基础上催生出新的评价体系和新的目标。人们能够做到的事情越来越多，却越来越少有余暇停下来看一眼那个驱动着这一切的源头。无论技术发展到何种程度，无论生活方式如何变迁，那些生命底层的内在倾向，始终未曾改变：我们对所思所感的认取从未停止——当念头或情绪升起时，心里产生依附趋向并赋予其“实有性”，便不可避免地受其牵引。</w:t>
+        <w:t xml:space="preserve">然而，技术与工具的突飞猛进，改变的是人类的生存条件与交互形式，却未曾真正动摇过生命内部的底色。我们在外部世界中呼风唤雨、移山填海，但当退回到个体鲜活的体验之中，人类依然有焦虑、依然有恐惧、依然会把自我价值绑定在某个评价指标上，依然会催生出无休止的攀比与内耗，与千百年前没有什么本质区别。无论是解决复杂问题带来的成就感，还是面对失控时的恐慌；无论是对未来的宏大期许，还是琐碎日常里的喜怒哀乐——每当念头与情绪升起时，心总会下意识地依附其上，赋予其坚不可摧的“实有性”，进而不可避免地受其牵引与摆布。</w:t>
+      </w:r>
+    </w:p>
+    <w:p>
+      <w:pPr>
+        <w:pStyle w:val="BodyText"/>
+      </w:pPr>
+      <w:r>
+        <w:t xml:space="preserve">无论技术发展到何种程度，无论生活方式如何变迁，那些生命底层的内在倾向，始终未曾改变：我们对所思所感的认取从未停止——当念头或情绪升起时，心里产生依附趋向并赋予其“实有性”，便不可避免地受其牵引。</w:t>
       </w:r>
     </w:p>
     <w:p>

--- a/books/rumeng/downloads/guan.docx
+++ b/books/rumeng/downloads/guan.docx
@@ -24,15 +24,7 @@
         <w:pStyle w:val="BodyText"/>
       </w:pPr>
       <w:r>
-        <w:t xml:space="preserve">然而，技术与工具的突飞猛进，改变的是人类的生存条件与交互形式，却未曾真正动摇过生命内部的底色。我们在外部世界中呼风唤雨、移山填海，但当退回到个体鲜活的体验之中，人类依然有焦虑、依然有恐惧、依然会把自我价值绑定在某个评价指标上，依然会催生出无休止的攀比与内耗，与千百年前没有什么本质区别。无论是解决复杂问题带来的成就感，还是面对失控时的恐慌；无论是对未来的宏大期许，还是琐碎日常里的喜怒哀乐——每当念头与情绪升起时，心总会下意识地依附其上，赋予其坚不可摧的“实有性”，进而不可避免地受其牵引与摆布。</w:t>
-      </w:r>
-    </w:p>
-    <w:p>
-      <w:pPr>
-        <w:pStyle w:val="BodyText"/>
-      </w:pPr>
-      <w:r>
-        <w:t xml:space="preserve">无论技术发展到何种程度，无论生活方式如何变迁，那些生命底层的内在倾向，始终未曾改变：我们对所思所感的认取从未停止——当念头或情绪升起时，心里产生依附趋向并赋予其“实有性”，便不可避免地受其牵引。</w:t>
+        <w:t xml:space="preserve">然而，技术与工具的突飞猛进，改变的是人类的生存条件与体验形式，而人本身并没有本质变化。两千多年前的人会焦虑、会恐惧，如今的我们也一样不少。无论技术发展到何种程度，无论生活方式如何变迁，那些生命底层的内在倾向，始终未曾改变：我们对所思所感的认取从未停止——当念头或情绪升起时，心里产生依附趋向并赋予其“实有性”，便不可避免地受其牵引。</w:t>
       </w:r>
     </w:p>
     <w:p>

--- a/books/rumeng/downloads/guan.docx
+++ b/books/rumeng/downloads/guan.docx
@@ -24,7 +24,7 @@
         <w:pStyle w:val="BodyText"/>
       </w:pPr>
       <w:r>
-        <w:t xml:space="preserve">然而，技术与工具的突飞猛进，改变的是人类的生存条件与体验形式，而人本身并没有本质变化。两千多年前的人会焦虑、会恐惧，如今的我们也一样不少。无论技术发展到何种程度，无论生活方式如何变迁，那些生命底层的内在倾向，始终未曾改变：我们对所思所感的认取从未停止——当念头或情绪升起时，心里产生依附趋向并赋予其“实有性”，便不可避免地受其牵引。</w:t>
+        <w:t xml:space="preserve">然而，技术与工具的突飞猛进，改变的是人类的生存条件与体验形式，而人本身并没有本质变化。两千多年前的人会焦虑，会恐惧，会心生爱憎，如今的我们一样也不少。无论技术发展到何种程度，无论生活方式如何变迁，那些在我们内心深处的潜在倾向，始终未曾改变：我们对所思所感的认取从未停止——当念头或情绪升起时，心里产生依附趋向并赋予其“实有性”，便不可避免地受其牵引。</w:t>
       </w:r>
     </w:p>
     <w:p>
@@ -40,7 +40,7 @@
         <w:pStyle w:val="BodyText"/>
       </w:pPr>
       <w:r>
-        <w:t xml:space="preserve">需要注意的是，这种对自身的照看，语言表述往往容易被误解。无论是用‘觉知’还是其他类似的字眼，我们都很容易顺着习惯，把它理解为“我所具备的某种能力”——就像我拥有一双腿、拥有视力或思考能力一样。这样一来，心中便又悄然立起了一个拥有能力的“我”，和一个被展现出来的“功能”，已是又一重细微的认取。</w:t>
+        <w:t xml:space="preserve">需要注意的是，这种对自身的照看，语言表述往往容易被误解。无论是用‘觉知’还是其他类似的字眼，或者刻意去思考和感知这种内观的行为，我们都很可能顺着习惯，把它理解为“我所具备的某种能力”——就像我拥有一双腿、拥有视力或判断能力一样。这样一来，心中便又悄然立起了一个拥有能力的“我”，和一个被展现出来的“功能”，已是又一重细微的认取。</w:t>
       </w:r>
     </w:p>
     <w:p>
@@ -48,7 +48,7 @@
         <w:pStyle w:val="BodyText"/>
       </w:pPr>
       <w:r>
-        <w:t xml:space="preserve">迷失也恰恰发生在这里：面对那些浮现出来的情绪、念头等，心极容易在这个过程中陷入一种深深的“认取”——就如水中之月，波澜一起便随之晃荡，那终究只是倒影；可我们却不自觉地将波动的影子当了真，被其牵动。一旦某种看法被“执以为实”，心便不再自由，便会随着它们的起落流转不息。我们误将这些被觉察到的客体痕迹当成了实体，却未曾看清，那些牵动心弦的风浪起伏，本就无处依凭。</w:t>
+        <w:t xml:space="preserve">迷失也恰恰发生在这里：面对那些浮现出来的念头、情绪，心极容易在这个过程中陷入一种深深的“认取”——就如水中之月，波澜一起便随之晃荡，那终究只是倒影，可我们却不自觉地将震荡的影子当了真。一旦某种看法被“执以为实”，心便不再自由，便会随着它们的起落流转不息。我们误将这些被觉察到的对象痕迹当成了实体，却未曾看清，那些牵动心弦的风浪起伏，本就无处依凭。</w:t>
       </w:r>
     </w:p>
     <w:p>

--- a/books/rumeng/downloads/guan.docx
+++ b/books/rumeng/downloads/guan.docx
@@ -24,7 +24,7 @@
         <w:pStyle w:val="BodyText"/>
       </w:pPr>
       <w:r>
-        <w:t xml:space="preserve">然而，技术与工具的突飞猛进，改变的是人类的生存条件与体验形式，而人本身并没有本质变化。两千多年前的人会焦虑，会恐惧，会心生爱憎，如今的我们一样也不少。无论技术发展到何种程度，无论生活方式如何变迁，那些在我们内心深处的潜在倾向，始终未曾改变：我们对所思所感的认取从未停止——当念头或情绪升起时，心里产生依附趋向并赋予其“实有性”，便不可避免地受其牵引。</w:t>
+        <w:t xml:space="preserve">这个时代很容易产生的错觉，是把工具的进步，当成了人的进步。两千多年前的人会焦虑，会恐惧，如今的我们一样也不少。工具在变，但人心对“自我的执持”从未减少。单就维系生命而言，所需很简单：温饱、避寒、一夜安寝，自然生存本就如此朴素，可人活在世上所依赖的远不止于此。生存之所以沉重，从不单是因为维系生命的困难，而是因为无论处境是富是贫，心都在竭力维系那个“我”的存续；资源匮乏时，它表现为对生命威胁的对抗；资源富足时，这股抗拒虚无的张力并未止息，只是化为了对体面、价值与重量的确证；财富、功名、权位、认可、理解、关爱......这些依赖与所求看似五花八门，但深究其底，全都指向同一个核心：对自我价值的衡量与确证。人真正耗费毕生心力的，是害怕这个“自我”在世间失去意义、体面与重量；</w:t>
       </w:r>
     </w:p>
     <w:p>
@@ -32,7 +32,17 @@
         <w:pStyle w:val="BodyText"/>
       </w:pPr>
       <w:r>
-        <w:t xml:space="preserve">随着脑科学与认知科学的深化，人类正逐步解构大脑的运作规律。但通过实验、仪器与数据去认识其中的机制，与在活生生的生命历程中看清自己，完全是两回事。科学探索所捕捉与建模的，往往是那些在大脑中发生、变化并最终归于平息的生理信号——一个念头的闪现与消退，一种情绪的激活与平复，乃至注意力的聚集与涣散。但外部研究无论如何揭示心智运作的规律，客观知识的丰富，并不能代替我们在念头生起之时对自身活动的即时照看，更无法免除我们在具体境遇中，因不断认取所思所感而陷入的种种迷失。</w:t>
+        <w:t xml:space="preserve">其实，人生中的种种追求与社会层面的评价体系，只是我们内心倾向的一种外在延伸；而这种倾向，每时每刻都在发生。其中最深层、也最隐蔽的，是我们始终默认了一个以“我”为中心的第一人称视角——心不知不觉在“我”上安了家，并以此为枢纽去看待一切。于是，在日常的每一刻，当念头起起落落，心便习惯性地落入那些与“我”相关的所见所闻、所思所感之中。一旦心在上面落脚、产生依附并赋予其“实有性”，便会引发后续一连串的起落、停驻与流转：顺应“我”的倾向便生出依恋，违逆“我”的倾向便生出对抗，以此竭力维系心中那个“我”的稳固。由这一个支点出发，相续不断的判断、权衡、情绪与取舍便念念迁流，层层推演，轮转不停，不仅左右着当下的悲喜，更驱动着我们的追求目标与人生走向。</w:t>
+      </w:r>
+      <w:r>
+        <w:rPr>
+          <w:bCs/>
+          <w:b/>
+        </w:rPr>
+        <w:t xml:space="preserve">然而追根溯源，就连这个被我们百般维护的“我”，本身也是这种内在倾向的产物——心习惯了将原本流动、暂时的现象当成固定不变的实体，于是将自身连续的感受与记忆打包，认取为了一个绝对真实的中心。</w:t>
+      </w:r>
+      <w:r>
+        <w:t xml:space="preserve">这一切原本只是心头自然升起又回落的活动，只因心的步步停驻，反倒成了支配生命的实体，让人不可避免地受其牵引。</w:t>
       </w:r>
     </w:p>
     <w:p>

--- a/books/rumeng/downloads/guan.docx
+++ b/books/rumeng/downloads/guan.docx
@@ -16,7 +16,7 @@
         <w:pStyle w:val="FirstParagraph"/>
       </w:pPr>
       <w:r>
-        <w:t xml:space="preserve">随着人类社会的不断发展，生产与生活效率也在持续提升。特别是进入人工智能时代之后，许多技术的演进，展现出了过去未曾有过的速度。人们能够解决更复杂的问题，创造更完善的工具，获得更丰富的知识，也能够以过去难以想象的方式重塑人们的生活体验。</w:t>
+        <w:t xml:space="preserve">人自降生于世，便在不断认识这个世界。从推演万物运行的规律、构建庞大的知识与技术体系，到借助精密的工具观测大脑与意识的机制，人类向外的探寻可谓日新月异，对世间万象的掌控与理解也越来越深入。然而，当我们笃定地审视着眼前的万事万物时，对于那个“正在认识世界的自己”，我们究竟了解多少？我们凭借既有的认知去理解世间、衡量苦乐、确立价值，却很少停下来追问：认识世界，与世界本身，真的是同一件事吗？</w:t>
       </w:r>
     </w:p>
     <w:p>
@@ -24,7 +24,7 @@
         <w:pStyle w:val="BodyText"/>
       </w:pPr>
       <w:r>
-        <w:t xml:space="preserve">这个时代很容易产生的错觉，是把工具的进步，当成了人的进步。两千多年前的人会焦虑，会恐惧，如今的我们一样也不少。工具在变，但人心对“自我的执持”从未减少。单就维系生命而言，所需很简单：温饱、避寒、一夜安寝，自然生存本就如此朴素，可人活在世上所依赖的远不止于此。生存之所以沉重，从不单是因为维系生命的困难，而是因为无论处境是富是贫，心都在竭力维系那个“我”的存续；资源匮乏时，它表现为对生命威胁的对抗；资源富足时，这股抗拒虚无的张力并未止息，只是化为了对体面、价值与重量的确证；财富、功名、权位、认可、理解、关爱......这些依赖与所求看似五花八门，但深究其底，全都指向同一个核心：对自我价值的衡量与确证。人真正耗费毕生心力的，是害怕这个“自我”在世间失去意义、体面与重量；</w:t>
+        <w:t xml:space="preserve">在日常的经历、思考与感受中，每个人都在不知不觉间建立起一套属于自己的认知，并自然而然地将其当成事物本来的样子。人们外在的处世方式千差万别，所求所重也各有不同：有人依循现成的规矩安身立命，有人倚仗敏锐的思辨探寻究竟；有人在世俗的追逐中确立价值，有人在自我的天地里独守清宁。</w:t>
       </w:r>
     </w:p>
     <w:p>
@@ -32,17 +32,7 @@
         <w:pStyle w:val="BodyText"/>
       </w:pPr>
       <w:r>
-        <w:t xml:space="preserve">其实，人生中的种种追求与社会层面的评价体系，只是我们内心倾向的一种外在延伸；而这种倾向，每时每刻都在发生。其中最深层、也最隐蔽的，是我们始终默认了一个以“我”为中心的第一人称视角——心不知不觉在“我”上安了家，并以此为枢纽去看待一切。于是，在日常的每一刻，当念头起起落落，心便习惯性地落入那些与“我”相关的所见所闻、所思所感之中。一旦心在上面落脚、产生依附并赋予其“实有性”，便会引发后续一连串的起落、停驻与流转：顺应“我”的倾向便生出依恋，违逆“我”的倾向便生出对抗，以此竭力维系心中那个“我”的稳固。由这一个支点出发，相续不断的判断、权衡、情绪与取舍便念念迁流，层层推演，轮转不停，不仅左右着当下的悲喜，更驱动着我们的追求目标与人生走向。</w:t>
-      </w:r>
-      <w:r>
-        <w:rPr>
-          <w:bCs/>
-          <w:b/>
-        </w:rPr>
-        <w:t xml:space="preserve">然而追根溯源，就连这个被我们百般维护的“我”，本身也是这种内在倾向的产物——心习惯了将原本流动、暂时的现象当成固定不变的实体，于是将自身连续的感受与记忆打包，认取为了一个绝对真实的中心。</w:t>
-      </w:r>
-      <w:r>
-        <w:t xml:space="preserve">这一切原本只是心头自然升起又回落的活动，只因心的步步停驻，反倒成了支配生命的实体，让人不可避免地受其牵引。</w:t>
+        <w:t xml:space="preserve">人活在世上，总需要有寄托、有所依附，才能安放自己的存在。这就好比踩着石头过河，只有踩到下一个落脚点上，才敢迈开另一只脚。当面对外界的环境与评价，或是内心的观念与情绪时，心总会习惯性地在上面落脚、将其认下；待站稳之后，把重心托付其上，我们便会把所认下的当成本该如此。这种“步步认取”的内在倾向往往很难被察觉，世间所有的在意、较真与追逐，回过头看，最初其实都只是从这心头轻轻落下的第一步开始的。</w:t>
       </w:r>
     </w:p>
     <w:p>
@@ -50,7 +40,15 @@
         <w:pStyle w:val="BodyText"/>
       </w:pPr>
       <w:r>
-        <w:t xml:space="preserve">需要注意的是，这种对自身的照看，语言表述往往容易被误解。无论是用‘觉知’还是其他类似的字眼，或者刻意去思考和感知这种内观的行为，我们都很可能顺着习惯，把它理解为“我所具备的某种能力”——就像我拥有一双腿、拥有视力或判断能力一样。这样一来，心中便又悄然立起了一个拥有能力的“我”，和一个被展现出来的“功能”，已是又一重细微的认取。</w:t>
+        <w:t xml:space="preserve">这个过程中，极其隐蔽的，是我们始终默认下了一个以“我”为中心的第一人称视角——心不知不觉在“我”上安了家，并以此为枢纽去看待一切。于是，在日常的每一刻，当念头起起落落，心便习惯性地落入那些与“我”相关的所见所闻、所思所感之中。一旦心在上面落脚、产生依附并赋予其“实有性”，便会引发后续一连串的起落、停驻与流转：顺应“我”的倾向便生出依恋，违逆“我”的倾向便生出对抗，以此竭力维系心中那个“我”的稳固。由这一个支点出发，相续不断的判断、权衡、情绪与取舍便念念迁流，层层推演，轮转不停，不仅左右着当下的悲喜，更驱动着我们的追求目标与人生走向。如果追根溯源，就连这个被我们百般维护的“我”，本身也是这种内在倾向的产物。只因心的步步停驻，反倒成了支配生命的实体，让人不可避免地受其牵引。</w:t>
+      </w:r>
+    </w:p>
+    <w:p>
+      <w:pPr>
+        <w:pStyle w:val="BodyText"/>
+      </w:pPr>
+      <w:r>
+        <w:t xml:space="preserve">需要注意的是，这种对自身的照看过程，语言表述往往容易被误解。无论是用‘觉知’还是其他类似的字眼，或者刻意去思考和感知这种内观的行为，我们都很可能顺着习惯，把它理解为“我所具备的某种能力”——就像我拥有一双腿、拥有视力或判断能力一样。这样一来，心中便又悄然立起了一个拥有能力的“我”，和一个被展现出来的“功能”，已是又一重细微的认取。</w:t>
       </w:r>
     </w:p>
     <w:p>

--- a/books/rumeng/downloads/guan.docx
+++ b/books/rumeng/downloads/guan.docx
@@ -32,7 +32,7 @@
         <w:pStyle w:val="BodyText"/>
       </w:pPr>
       <w:r>
-        <w:t xml:space="preserve">人活在世上，总需要有寄托、有所依附，才能安放自己的存在。这就好比踩着石头过河，只有踩到下一个落脚点上，才敢迈开另一只脚。当面对外界的环境与评价，或是内心的观念与情绪时，心总会习惯性地在上面落脚、将其认下；待站稳之后，把重心托付其上，我们便会把所认下的当成本该如此。这种“步步认取”的内在倾向往往很难被察觉，世间所有的在意、较真与追逐，回过头看，最初其实都只是从这心头轻轻落下的第一步开始的。</w:t>
+        <w:t xml:space="preserve">人活在世上，总需要有所寄托、有所依附，才能安放自己的存在。这就好比踩着石头过河，只有踩到下一个落脚点上，才敢迈开另一只脚。当面对外界的环境与评价，或是内心的观念与情绪时，心总会习惯性地在上面落脚、将其认下；待站稳之后，把重心托付其上，我们便会把所认下的当成本该如此。这种“步步认取”的内在倾向往往很难被察觉，世间所有的在意、较真与追逐，回过头看，最初其实都只是从这心头轻轻落下的第一步开始的。</w:t>
       </w:r>
     </w:p>
     <w:p>
@@ -40,23 +40,7 @@
         <w:pStyle w:val="BodyText"/>
       </w:pPr>
       <w:r>
-        <w:t xml:space="preserve">这个过程中，极其隐蔽的，是我们始终默认下了一个以“我”为中心的第一人称视角——心不知不觉在“我”上安了家，并以此为枢纽去看待一切。于是，在日常的每一刻，当念头起起落落，心便习惯性地落入那些与“我”相关的所见所闻、所思所感之中。一旦心在上面落脚、产生依附并赋予其“实有性”，便会引发后续一连串的起落、停驻与流转：顺应“我”的倾向便生出依恋，违逆“我”的倾向便生出对抗，以此竭力维系心中那个“我”的稳固。由这一个支点出发，相续不断的判断、权衡、情绪与取舍便念念迁流，层层推演，轮转不停，不仅左右着当下的悲喜，更驱动着我们的追求目标与人生走向。如果追根溯源，就连这个被我们百般维护的“我”，本身也是这种内在倾向的产物。只因心的步步停驻，反倒成了支配生命的实体，让人不可避免地受其牵引。</w:t>
-      </w:r>
-    </w:p>
-    <w:p>
-      <w:pPr>
-        <w:pStyle w:val="BodyText"/>
-      </w:pPr>
-      <w:r>
-        <w:t xml:space="preserve">需要注意的是，这种对自身的照看过程，语言表述往往容易被误解。无论是用‘觉知’还是其他类似的字眼，或者刻意去思考和感知这种内观的行为，我们都很可能顺着习惯，把它理解为“我所具备的某种能力”——就像我拥有一双腿、拥有视力或判断能力一样。这样一来，心中便又悄然立起了一个拥有能力的“我”，和一个被展现出来的“功能”，已是又一重细微的认取。</w:t>
-      </w:r>
-    </w:p>
-    <w:p>
-      <w:pPr>
-        <w:pStyle w:val="BodyText"/>
-      </w:pPr>
-      <w:r>
-        <w:t xml:space="preserve">迷失也恰恰发生在这里：面对那些浮现出来的念头、情绪，心极容易在这个过程中陷入一种深深的“认取”——就如水中之月，波澜一起便随之晃荡，那终究只是倒影，可我们却不自觉地将震荡的影子当了真。一旦某种看法被“执以为实”，心便不再自由，便会随着它们的起落流转不息。我们误将这些被觉察到的对象痕迹当成了实体，却未曾看清，那些牵动心弦的风浪起伏，本就无处依凭。</w:t>
+        <w:t xml:space="preserve">这个过程中，极为隐蔽的，就是我们不知不觉认下了一个以“我”为中心的视角——心在“我”上安了家，一切悲喜与奔忙都围着“我”转；但往回看，这个“我”的概念也是在“步步认取”中被建立起来的。</w:t>
       </w:r>
     </w:p>
     <w:p>
@@ -72,7 +56,7 @@
         <w:pStyle w:val="BodyText"/>
       </w:pPr>
       <w:r>
-        <w:t xml:space="preserve">面对这种困境，向内的反观与探寻在人类历史上从未中断过。它的特殊与困难之处在于，我们太容易把“看清自己”再次变成一种新的倚靠；若是心里又把它当成必须守住的东西，它就变成了包袱，同样让人失去自由。许多人以为摆脱束缚的方式是远离世俗、放弃追求，或是转而去寻求超然的精神境界或某种解脱之道。然而，从追求物质转向追求超脱，如果内心仍然依赖一个“所求之境”来安放自我，那么这种转向在本质上并没有发生改变。</w:t>
+        <w:t xml:space="preserve">面对这种困境，向内的反观与探寻在人类历史上从未中断过。它的特殊与困难之处在于，我们太容易把“看清自己”再次变成一种新的倚靠；无论是用“觉知”还是其他类似的字眼来表述这种对自身的照看，或者刻意去思考、感知这种内观的行为，我们都很可能顺着习惯，把它理解为“我所具备的某种能力”——就像我拥有腿脚可以走路一样。这样一来，心中便又悄然立起了一个拥有能力的“我”，和一个被展现出来的“功能”。一旦心里把“看清自己”再次当成脚下的石头、变成必须站稳的落脚点，同样让人失去自由。许多人以为摆脱束缚的方式是远离世俗、放弃追求，或是转而去寻求超然的精神境界或某种解脱之道。然而，从追求物质转向追求超脱，如果内心仍然依赖一个“所求之境”来安放自我，那么这种转向在本质上并没有发生改变。</w:t>
       </w:r>
     </w:p>
     <w:p>

--- a/books/rumeng/downloads/guan.docx
+++ b/books/rumeng/downloads/guan.docx
@@ -16,7 +16,7 @@
         <w:pStyle w:val="FirstParagraph"/>
       </w:pPr>
       <w:r>
-        <w:t xml:space="preserve">人自降生于世，便在不断认识这个世界。从推演万物运行的规律、构建庞大的知识与技术体系，到借助精密的工具观测大脑与意识的机制，人类向外的探寻可谓日新月异，对世间万象的掌控与理解也越来越深入。然而，当我们笃定地审视着眼前的万事万物时，对于那个“正在认识世界的自己”，我们究竟了解多少？我们凭借既有的认知去理解世间、衡量苦乐、确立价值，却很少停下来追问：认识世界，与世界本身，真的是同一件事吗？</w:t>
+        <w:t xml:space="preserve">人类文明演进的过程，也是在不断认识世界的过程。从推演万物运行的规律、构建庞大的知识与技术体系，到借助精密的工具观测大脑与意识的机制，人类向外的探寻可谓日新月异，对世间万象的掌控与理解也越来越深入。然而，当我们笃定地审视着眼前的万事万物时，对于那个“正在认识世界的自己”，我们究竟了解多少？我们凭借既有的认知去理解世间、衡量苦乐、确立价值，却很少停下来追问：认识世界，与世界本身，真的是同一件事吗？</w:t>
       </w:r>
     </w:p>
     <w:p>
@@ -32,7 +32,7 @@
         <w:pStyle w:val="BodyText"/>
       </w:pPr>
       <w:r>
-        <w:t xml:space="preserve">人活在世上，总需要有所寄托、有所依附，才能安放自己的存在。这就好比踩着石头过河，只有踩到下一个落脚点上，才敢迈开另一只脚。当面对外界的环境与评价，或是内心的观念与情绪时，心总会习惯性地在上面落脚、将其认下；待站稳之后，把重心托付其上，我们便会把所认下的当成本该如此。这种“步步认取”的内在倾向往往很难被察觉，世间所有的在意、较真与追逐，回过头看，最初其实都只是从这心头轻轻落下的第一步开始的。</w:t>
+        <w:t xml:space="preserve">人活在世上，总需要有所寄托、有所依附，才能安放自己的存在。这就好比踩着石头过河，只有踩到下一个落脚点上，才敢迈开另一只脚。当面对外界的环境与评价，或是内心的观念与情绪时，心总会习惯性地在上面落脚、将其认下；待站稳之后，把重心托付其上，我们便会把所认下的当成本该如此。这种“步步认取”的内在倾向往往很难被察觉，世间所有的在意、较真与追逐，回过头看，最初其实都只是从这心头轻轻落下的第一步开始的。这个过程中，极为隐蔽的，就是我们不知不觉认下了一个以“我”为中心的视角，心在“我”上安了家，一切悲喜与奔忙都围着“我”转；但往回看，这个“我”的概念也是在一次次落脚与确认中被建立起来的。原本只是心头自然起落的活动，只因我们步步停驻、将其认作站稳的基石，反倒让自己处处受其牵引，陷入了画地为牢的束缚之中。</w:t>
       </w:r>
     </w:p>
     <w:p>
@@ -40,15 +40,7 @@
         <w:pStyle w:val="BodyText"/>
       </w:pPr>
       <w:r>
-        <w:t xml:space="preserve">这个过程中，极为隐蔽的，就是我们不知不觉认下了一个以“我”为中心的视角——心在“我”上安了家，一切悲喜与奔忙都围着“我”转；但往回看，这个“我”的概念也是在“步步认取”中被建立起来的。</w:t>
-      </w:r>
-    </w:p>
-    <w:p>
-      <w:pPr>
-        <w:pStyle w:val="BodyText"/>
-      </w:pPr>
-      <w:r>
-        <w:t xml:space="preserve">这并不是某个时代独有的问题。社会制度可以变迁，科技与知识体系可以不断重塑，但只要这种“认影为真”的根本错位未被看清，生命的困惑就始终未曾改变，人也便在不知不觉中，活在了层层叠叠的颠倒之中。</w:t>
+        <w:t xml:space="preserve">这并不是某个时代独有的问题。社会制度可以变迁，科技与知识体系可以不断重塑，但只要这种将心头所认当成必然的根本错位未被看清，生命的困惑就始终未曾改变，人也便在不知不觉中，活在了层层叠叠的颠倒之中。</w:t>
       </w:r>
     </w:p>
     <w:p>
@@ -64,7 +56,7 @@
         <w:pStyle w:val="BodyText"/>
       </w:pPr>
       <w:r>
-        <w:t xml:space="preserve">甚至当我们自以为“看清了”这些机制，在心头竖起一个“清醒者”的形象，对自以为沉迷其中的世人滋生出隐秘的优越与评判，便已再次住进了所执之境，认妄为真。这正是《金刚经》里所提醒的“法尚应舍，何况非法”——真正的清醒，不是自己建立一套无懈可击的解释逻辑，更不是守着某种自居高深的境界。而是彻底看清心对一切外物与观念的黏着：既不被世俗的得失困住，也不被自己所认定的道理困住，更不被那个自认为已经明白道理的“自己”困住。</w:t>
+        <w:t xml:space="preserve">甚至当我们自以为“看清了”这些机制，在心头竖起一个“清醒者”的形象，对自以为沉迷其中的世人滋生出隐秘的优越与评判，便也只是踩到另一块石头上。这正是《金刚经》里所提醒的“法尚应舍，何况非法”。真正的清醒，不是自己建立一套无懈可击的解释逻辑，更不是守着某种自居高深的境界，而是彻底看清心对一切外物与观念的黏着：既不被世俗的得失困住，也不被自己所认定的道理困住，更不被那个自认为已经明白道理的“自己”困住。</w:t>
       </w:r>
     </w:p>
     <w:p>
@@ -96,7 +88,7 @@
         <w:pStyle w:val="BodyText"/>
       </w:pPr>
       <w:r>
-        <w:t xml:space="preserve">在这个向外走得过于遥远的时代，回过头来看清一念初起的地方，不仅是在看清我们自己，更是在看清我们眼中这个世界的来处。</w:t>
+        <w:t xml:space="preserve">在这个向外走得过于遥远的时代，回过头来看清一念初起的地方，不仅是在看清我们自己，更是在看清我们眼中这个世界的来处。我们对世界的认识越来越深入，可我们真的分得清，眼前的世界，与心中的世界吗？</w:t>
       </w:r>
     </w:p>
     <w:bookmarkEnd w:id="20"/>

--- a/books/rumeng/downloads/guan.docx
+++ b/books/rumeng/downloads/guan.docx
@@ -32,7 +32,7 @@
         <w:pStyle w:val="BodyText"/>
       </w:pPr>
       <w:r>
-        <w:t xml:space="preserve">人活在世上，总需要有所寄托、有所依附，才能安放自己的存在。这就好比踩着石头过河，只有踩到下一个落脚点上，才敢迈开另一只脚。当面对外界的环境与评价，或是内心的观念与情绪时，心总会习惯性地在上面落脚、将其认下；待站稳之后，把重心托付其上，我们便会把所认下的当成本该如此。这种“步步认取”的内在倾向往往很难被察觉，世间所有的在意、较真与追逐，回过头看，最初其实都只是从这心头轻轻落下的第一步开始的。这个过程中，极为隐蔽的，就是我们不知不觉认下了一个以“我”为中心的视角，心在“我”上安了家，一切悲喜与奔忙都围着“我”转；但往回看，这个“我”的概念也是在一次次落脚与确认中被建立起来的。原本只是心头自然起落的活动，只因我们步步停驻、将其认作站稳的基石，反倒让自己处处受其牵引，陷入了画地为牢的束缚之中。</w:t>
+        <w:t xml:space="preserve">人活在世上，总需要有所寄托、有所依附，才能安放自己的存在。这就好比踩着石头过河，只有落到下一个块石头上，才敢迈开另一只脚。当面对外界的环境与评价，或是内心的观念与情绪时，心总会习惯性地在上面落脚、将其认下；待站稳之后，把重心托付其上，我们便会把所认下的当成本该如此。这种“步步认取”的内在倾向往往很难被察觉，世间所有的在意、较真与追逐，回过头看，最初其实都只是从这心头轻轻落下的第一步开始的。在这个过程中，极为隐蔽的，就是我们不知不觉认下了一个以“我”为中心的视角，心在“我”上安了家，一切悲喜与奔忙都围着“我”转。但往回看，这个“我”的概念也是在一次次落脚与确认中被建立起来的。原本只是心头自然起落的活动，只因我们步步停驻、将其认作站稳的基石，反倒让自己处处受其牵引，陷入了画地为牢的束缚之中。</w:t>
       </w:r>
     </w:p>
     <w:p>
@@ -48,7 +48,7 @@
         <w:pStyle w:val="BodyText"/>
       </w:pPr>
       <w:r>
-        <w:t xml:space="preserve">面对这种困境，向内的反观与探寻在人类历史上从未中断过。它的特殊与困难之处在于，我们太容易把“看清自己”再次变成一种新的倚靠；无论是用“觉知”还是其他类似的字眼来表述这种对自身的照看，或者刻意去思考、感知这种内观的行为，我们都很可能顺着习惯，把它理解为“我所具备的某种能力”——就像我拥有腿脚可以走路一样。这样一来，心中便又悄然立起了一个拥有能力的“我”，和一个被展现出来的“功能”。一旦心里把“看清自己”再次当成脚下的石头、变成必须站稳的落脚点，同样让人失去自由。许多人以为摆脱束缚的方式是远离世俗、放弃追求，或是转而去寻求超然的精神境界或某种解脱之道。然而，从追求物质转向追求超脱，如果内心仍然依赖一个“所求之境”来安放自我，那么这种转向在本质上并没有发生改变。</w:t>
+        <w:t xml:space="preserve">面对这种困境，向内的反观与探寻在人类历史上从未中断过。它的特殊与困难之处在于，我们太容易把“看清自己”再次变成一种新的倚靠。一旦心里把它当成脚下的石头、变成必须站稳的落脚点，便同样会让人失去自由。许多人以为摆脱束缚的方式是远离世俗、放弃追求，或是转而去寻求超然的精神境界或某种解脱之道。然而，从追求世俗转向追求超脱，如果内心仍然依赖一个“所求之境”来安放自我，那么这种转向在本质上并没有发生改变。</w:t>
       </w:r>
     </w:p>
     <w:p>
@@ -56,7 +56,7 @@
         <w:pStyle w:val="BodyText"/>
       </w:pPr>
       <w:r>
-        <w:t xml:space="preserve">甚至当我们自以为“看清了”这些机制，在心头竖起一个“清醒者”的形象，对自以为沉迷其中的世人滋生出隐秘的优越与评判，便也只是踩到另一块石头上。这正是《金刚经》里所提醒的“法尚应舍，何况非法”。真正的清醒，不是自己建立一套无懈可击的解释逻辑，更不是守着某种自居高深的境界，而是彻底看清心对一切外物与观念的黏着：既不被世俗的得失困住，也不被自己所认定的道理困住，更不被那个自认为已经明白道理的“自己”困住。</w:t>
+        <w:t xml:space="preserve">甚至当我们自以为“看清了”这些机制，在心头竖起一个“清醒者”的形象，对自以为沉迷其中的世人滋生出隐秘的优越与评判，便也只是踩在了另一块石头上。这正是《金刚经》里所提醒的“法尚应舍，何况非法”。真正的清醒，不是自己建立一套无懈可击的解释逻辑，更不是守着某种自居高深的境界，而是彻底看清心对一切外物与观念的黏着：既不被世俗的得失困住，也不被自己所认定的道理困住，更不被那个自认为已经明白道理的“自己”困住。</w:t>
       </w:r>
     </w:p>
     <w:p>

--- a/books/rumeng/downloads/guan.docx
+++ b/books/rumeng/downloads/guan.docx
@@ -32,7 +32,7 @@
         <w:pStyle w:val="BodyText"/>
       </w:pPr>
       <w:r>
-        <w:t xml:space="preserve">人活在世上，总需要有所寄托、有所依附，才能安放自己的存在。这就好比踩着石头过河，只有落到下一个块石头上，才敢迈开另一只脚。当面对外界的环境与评价，或是内心的观念与情绪时，心总会习惯性地在上面落脚、将其认下；待站稳之后，把重心托付其上，我们便会把所认下的当成本该如此。这种“步步认取”的内在倾向往往很难被察觉，世间所有的在意、较真与追逐，回过头看，最初其实都只是从这心头轻轻落下的第一步开始的。在这个过程中，极为隐蔽的，就是我们不知不觉认下了一个以“我”为中心的视角，心在“我”上安了家，一切悲喜与奔忙都围着“我”转。但往回看，这个“我”的概念也是在一次次落脚与确认中被建立起来的。原本只是心头自然起落的活动，只因我们步步停驻、将其认作站稳的基石，反倒让自己处处受其牵引，陷入了画地为牢的束缚之中。</w:t>
+        <w:t xml:space="preserve">人活在世上，总需要有所寄托、有所依附，才能安放自己的存在。这就好比踩着石头过河，只有落到下一块石头上，才敢迈开另一只脚。当面对外界的环境与评价，或是内心的观念与情绪时，心总会习惯性地在上面落脚、将其认下；待站稳之后，把重心托付其上，我们便会把所认下的当成本该如此。这种“步步认取”的内在倾向往往很难被察觉，世间所有的在意、较真与追逐，回过头看，最初其实都只是从这心头轻轻落下的第一步开始的。在这个过程中，极为隐蔽的，就是我们不知不觉认下了一个以“我”为中心的视角，心在“我”上安了家，一切悲喜与奔忙都围着“我”转。但往回看，这个“我”的概念也是在一次次落脚与确认中被建立起来的。原本只是心头自然起落的活动，只因我们步步停驻、将其认作站稳的基石，反倒让自己处处受其牵引，陷入了画地为牢的束缚之中。</w:t>
       </w:r>
     </w:p>
     <w:p>

--- a/books/rumeng/downloads/guan.docx
+++ b/books/rumeng/downloads/guan.docx
@@ -48,7 +48,7 @@
         <w:pStyle w:val="BodyText"/>
       </w:pPr>
       <w:r>
-        <w:t xml:space="preserve">面对这种困境，向内的反观与探寻在人类历史上从未中断过。它的特殊与困难之处在于，我们太容易把“看清自己”再次变成一种新的倚靠。一旦心里把它当成脚下的石头、变成必须站稳的落脚点，便同样会让人失去自由。许多人以为摆脱束缚的方式是远离世俗、放弃追求，或是转而去寻求超然的精神境界或某种解脱之道。然而，从追求世俗转向追求超脱，如果内心仍然依赖一个“所求之境”来安放自我，那么这种转向在本质上并没有发生改变。</w:t>
+        <w:t xml:space="preserve">面对这种困境，向内的反观与探寻在人类历史上从未中断过。它的特殊与困难之处在于，我们太容易把“看清自己”再次变成一种新的倚靠。一旦心里把它当成脚下的石头、变成必须站稳的落脚点，便同样会让人失去自由。许多人以为摆脱束缚的方式是远离世俗、放弃追求，或是转而去寻求超然的精神境界与某种解脱之道。然而，从追求世俗转向追求超脱，如果内心仍然依赖一个“所求之境”来安放自我，那么这种转向在本质上并没有发生改变。</w:t>
       </w:r>
     </w:p>
     <w:p>
@@ -56,7 +56,7 @@
         <w:pStyle w:val="BodyText"/>
       </w:pPr>
       <w:r>
-        <w:t xml:space="preserve">甚至当我们自以为“看清了”这些机制，在心头竖起一个“清醒者”的形象，对自以为沉迷其中的世人滋生出隐秘的优越与评判，便也只是踩在了另一块石头上。这正是《金刚经》里所提醒的“法尚应舍，何况非法”。真正的清醒，不是自己建立一套无懈可击的解释逻辑，更不是守着某种自居高深的境界，而是彻底看清心对一切外物与观念的黏着：既不被世俗的得失困住，也不被自己所认定的道理困住，更不被那个自认为已经明白道理的“自己”困住。</w:t>
+        <w:t xml:space="preserve">甚至当我们自以为“看清了”这些机制，在心头竖起一个“清醒者”的形象，对自以为沉迷其中的世人滋生出隐秘的优越与评判，便也只是踩在了另一块石头上。这正是《金刚经》里所提醒的“法尚应舍，何况非法”。真正的清醒，不是建立一套无懈可击的解释逻辑，更不是守着某种自居高深的境界，而是彻底看清心对一切外物与观念的黏着：既不被世俗的得失困住，也不被自己所认定的道理困住，更不被那个自认为已经明白道理的“自己”困住。</w:t>
       </w:r>
     </w:p>
     <w:p>

--- a/books/rumeng/downloads/guan.docx
+++ b/books/rumeng/downloads/guan.docx
@@ -40,7 +40,7 @@
         <w:pStyle w:val="BodyText"/>
       </w:pPr>
       <w:r>
-        <w:t xml:space="preserve">这并不是某个时代独有的问题。社会制度可以变迁，科技与知识体系可以不断重塑，但只要这种将心头所认当成必然的根本错位未被看清，生命的困惑就始终未曾改变，人也便在不知不觉中，活在了层层叠叠的颠倒之中。</w:t>
+        <w:t xml:space="preserve">这并不是某个时代独有的问题。社会制度可以变迁，科技与知识体系可以不断重塑，但只要这种将心头所认当成必然的根本错位未被看清，人便不知不觉地活在了层层叠叠的颠倒之中。</w:t>
       </w:r>
     </w:p>
     <w:p>
@@ -48,7 +48,7 @@
         <w:pStyle w:val="BodyText"/>
       </w:pPr>
       <w:r>
-        <w:t xml:space="preserve">面对这种困境，向内的反观与探寻在人类历史上从未中断过。它的特殊与困难之处在于，我们太容易把“看清自己”再次变成一种新的倚靠。一旦心里把它当成脚下的石头、变成必须站稳的落脚点，便同样会让人失去自由。许多人以为摆脱束缚的方式是远离世俗、放弃追求，或是转而去寻求超然的精神境界与某种解脱之道。然而，从追求世俗转向追求超脱，如果内心仍然依赖一个“所求之境”来安放自我，那么这种转向在本质上并没有发生改变。</w:t>
+        <w:t xml:space="preserve">人类历史上，对认知源头的探寻从未中断过。它的特殊与困难之处在于，我们太容易把“看清自己”再次变成一种新的倚靠。一旦心里把它当成脚下的石头、变成必须站稳的落脚点，便同样会让人失去自由。许多人以为摆脱束缚的方式是远离世俗、放弃追求，或是转而去寻求超然的精神境界与解脱之道。然而，从追求世俗转向追求超脱，如果内心仍然依赖一个“所求之境”来安放自我，那么这种转向在本质上并没有发生改变。</w:t>
       </w:r>
     </w:p>
     <w:p>

--- a/books/rumeng/downloads/guan.docx
+++ b/books/rumeng/downloads/guan.docx
@@ -16,7 +16,7 @@
         <w:pStyle w:val="FirstParagraph"/>
       </w:pPr>
       <w:r>
-        <w:t xml:space="preserve">人类文明演进的过程，也是在不断认识世界的过程。从推演万物运行的规律、构建庞大的知识与技术体系，到借助精密的工具观测大脑与意识的机制，人类向外的探寻可谓日新月异，对世间万象的掌控与理解也越来越深入。然而，当我们笃定地审视着眼前的万事万物时，对于那个“正在认识世界的自己”，我们究竟了解多少？我们凭借既有的认知去理解世间、衡量苦乐、确立价值，却很少停下来追问：认识世界，与世界本身，真的是同一件事吗？</w:t>
+        <w:t xml:space="preserve">人类文明的演进，也是一部不断认识世界的历史。我们推演万物运行的规律，构建庞大的知识与技术体系。人类向外的探寻日新月异，对世间万象的掌控与理解也越来越深。然而，当我们笃定地审视着眼前的万事万物时，对于那个“正在认识世界的自己”，我们究竟了解多少？我们凭借既有的认知去理解世界、衡量苦乐、确立价值，却很少停下来追问：认识世界，与世界本身，真的是同一件事吗？</w:t>
       </w:r>
     </w:p>
     <w:p>
@@ -24,7 +24,7 @@
         <w:pStyle w:val="BodyText"/>
       </w:pPr>
       <w:r>
-        <w:t xml:space="preserve">在日常的经历、思考与感受中，每个人都在不知不觉间建立起一套属于自己的认知，并自然而然地将其当成事物本来的样子。人们外在的处世方式千差万别，所求所重也各有不同：有人依循现成的规矩安身立命，有人倚仗敏锐的思辨探寻究竟；有人在世俗的追逐中确立价值，有人在自我的天地里独守清宁。</w:t>
+        <w:t xml:space="preserve">这个问题并不悬在远处，它就发生在每个人的日常里。在平常的经历、思考与感受中，每个人都在不知不觉间建立起一套属于自己的认知，并自然而然地将其当成事物本来的样子。</w:t>
       </w:r>
     </w:p>
     <w:p>
@@ -32,7 +32,31 @@
         <w:pStyle w:val="BodyText"/>
       </w:pPr>
       <w:r>
-        <w:t xml:space="preserve">人活在世上，总需要有所寄托、有所依附，才能安放自己的存在。这就好比踩着石头过河，只有落到下一块石头上，才敢迈开另一只脚。当面对外界的环境与评价，或是内心的观念与情绪时，心总会习惯性地在上面落脚、将其认下；待站稳之后，把重心托付其上，我们便会把所认下的当成本该如此。这种“步步认取”的内在倾向往往很难被察觉，世间所有的在意、较真与追逐，回过头看，最初其实都只是从这心头轻轻落下的第一步开始的。在这个过程中，极为隐蔽的，就是我们不知不觉认下了一个以“我”为中心的视角，心在“我”上安了家，一切悲喜与奔忙都围着“我”转。但往回看，这个“我”的概念也是在一次次落脚与确认中被建立起来的。原本只是心头自然起落的活动，只因我们步步停驻、将其认作站稳的基石，反倒让自己处处受其牵引，陷入了画地为牢的束缚之中。</w:t>
+        <w:t xml:space="preserve">人们外在的处世方式千差万别，所求所重也各有不同：有人依循现成的规矩安身立命，有人倚仗敏锐的思辨探寻究竟；有人在世俗的追逐中确立价值，有人在自我的天地里独守清宁。路径虽然千差万别，内里却有一个共同的动向：人活在世上，总需要有所寄托、有所依附，才能安放自己的存在。这就好比踩着石头过河，只有落到下一块石头上，才敢迈开另一只脚。</w:t>
+      </w:r>
+    </w:p>
+    <w:p>
+      <w:pPr>
+        <w:pStyle w:val="BodyText"/>
+      </w:pPr>
+      <w:r>
+        <w:t xml:space="preserve">当面对外界的环境与评价，或是内心的观念与情绪时，心总会习惯性地在上面落脚、将其认下；待站稳之后，把重心托付其上，我们便会把所认下的当成本该如此。这心头的一步，姑且称之为“认取”。</w:t>
+      </w:r>
+    </w:p>
+    <w:p>
+      <w:pPr>
+        <w:pStyle w:val="BodyText"/>
+      </w:pPr>
+      <w:r>
+        <w:t xml:space="preserve">它往往很难被察觉：旁人一句随口的评价，心里先是一沉，继而反复咀嚼，从此言行进退都不知不觉绕着它转——等察觉时，它早已成了心里一根不动的桩。世间所有的在意、较真与追逐，回过头看，最初其实都只是从这心头轻轻落下的第一步开始的。</w:t>
+      </w:r>
+    </w:p>
+    <w:p>
+      <w:pPr>
+        <w:pStyle w:val="BodyText"/>
+      </w:pPr>
+      <w:r>
+        <w:t xml:space="preserve">在这个过程中，更隐蔽的是，我们不知不觉认下了一个以“我”为中心的视角，心在“我”上安了家，一切悲喜与奔忙都围着“我”转。但往回看，这个“我”的概念也是在一次次落脚与确认中被建立起来的。原本只是心头自然起落的活动，只因我们步步停驻、将其认作站稳的基石，反倒让自己处处受其牵引，陷入了画地为牢的束缚之中。</w:t>
       </w:r>
     </w:p>
     <w:p>
@@ -64,7 +88,7 @@
         <w:pStyle w:val="BodyText"/>
       </w:pPr>
       <w:r>
-        <w:t xml:space="preserve">这绝非让人什么都不去想，走向消极避世；也绝不仅是现代语境下“专注的执行力”与“事后豁达的心态”，更不是剔除温度、计算得失的冰冷决策。若是理解为冷漠无感，便是沉浸在虚无的感受之中；若是降格为高效处世，则依旧困在利害的算计之中。无论是逃避世事的“冷漠”，还是玩转世故的“通达”，二者形式虽异，本质上都是在向外认取、向内立我。</w:t>
+        <w:t xml:space="preserve">这绝非让人什么都不去想，走向消极避世；也不能简单当成现代语境下“专注的执行力”与“事后豁达的心态”，或是剔除温度、计算得失的冰冷决策。若是理解为冷漠无感，便是沉浸在虚无的感受之中；若是降格为高效处世，则依旧困在利害的算计之中。无论是逃避世事的“冷漠”，还是玩转世故的“通达”，二者形式虽异，本质上都是在向外认取、向内立我。</w:t>
       </w:r>
     </w:p>
     <w:p>
@@ -80,7 +104,7 @@
         <w:pStyle w:val="BodyText"/>
       </w:pPr>
       <w:r>
-        <w:t xml:space="preserve">由此再来看这个世界，我们看到的将不再是一个外在于己的环境。我们眼前现代文明的社会制度、工具体系与运转秩序，就是千百年来无数个体的层层“认取”相互共振、纠缠而催生的产物。所谓“因缘和合”，也从来不是神秘的玄说，而正是这套以内在认取为锚点编织而成的巨大生命网络。</w:t>
+        <w:t xml:space="preserve">由此再来看这个世界，我们看到的将不再是一个外在于己的环境。人们的认取往往不是各自孤立发生的：你认下的价值，经千万人的认同而显得理所当然；我追随的秩序，因世代人的遵行而成为天经地义。一代代人的认取彼此印证、彼此固化，便沉淀为我们眼前现代文明的社会制度、工具体系与运转秩序。所谓“因缘和合”，也从来不是神秘的玄说，这就是一种体现。</w:t>
       </w:r>
     </w:p>
     <w:p>

--- a/books/rumeng/downloads/guan.docx
+++ b/books/rumeng/downloads/guan.docx
@@ -32,7 +32,7 @@
         <w:pStyle w:val="BodyText"/>
       </w:pPr>
       <w:r>
-        <w:t xml:space="preserve">人们外在的处世方式千差万别，所求所重也各有不同：有人依循现成的规矩安身立命，有人倚仗敏锐的思辨探寻究竟；有人在世俗的追逐中确立价值，有人在自我的天地里独守清宁。路径虽然千差万别，内里却有一个共同的动向：人活在世上，总需要有所寄托、有所依附，才能安放自己的存在。这就好比踩着石头过河，只有落到下一块石头上，才敢迈开另一只脚。</w:t>
+        <w:t xml:space="preserve">人们外在的处世方式纷纭不一，所求所重也各有不同：有人依循现成的规矩安身立命，有人倚仗敏锐的思辨探寻究竟；有人在世俗的追逐中确立价值，有人在自我的天地里独守清宁。表现虽然千差万别，内里却有一个共同的动向：人活在世上，总需要有所寄托、有所依附，才能安放自己的存在。这就好比踩着石头过河，只有落到下一块石头上，才敢迈开另一只脚。</w:t>
       </w:r>
     </w:p>
     <w:p>
@@ -40,15 +40,7 @@
         <w:pStyle w:val="BodyText"/>
       </w:pPr>
       <w:r>
-        <w:t xml:space="preserve">当面对外界的环境与评价，或是内心的观念与情绪时，心总会习惯性地在上面落脚、将其认下；待站稳之后，把重心托付其上，我们便会把所认下的当成本该如此。这心头的一步，姑且称之为“认取”。</w:t>
-      </w:r>
-    </w:p>
-    <w:p>
-      <w:pPr>
-        <w:pStyle w:val="BodyText"/>
-      </w:pPr>
-      <w:r>
-        <w:t xml:space="preserve">它往往很难被察觉：旁人一句随口的评价，心里先是一沉，继而反复咀嚼，从此言行进退都不知不觉绕着它转——等察觉时，它早已成了心里一根不动的桩。世间所有的在意、较真与追逐，回过头看，最初其实都只是从这心头轻轻落下的第一步开始的。</w:t>
+        <w:t xml:space="preserve">当面对外界的环境与评价，或是内心的观念与情绪时，心总会习惯性地在上面落脚、将其认下；待站稳之后，把重心托付其上，我们便会把所认下的当成本该如此。这心头的一步，姑且称之为“认取”。它往往不易被察觉，等察觉时，心通常已经在某处扎了根。世间所有的在意、较真与追逐，最初其实都只是从这心头轻轻落下的第一步开始的。</w:t>
       </w:r>
     </w:p>
     <w:p>
@@ -96,7 +88,7 @@
         <w:pStyle w:val="BodyText"/>
       </w:pPr>
       <w:r>
-        <w:t xml:space="preserve">当心不再于任何一端固执立足时，便无需去防御、维系和证明那个“自我”。面对万事万物，褪去了“利害”与“物我界限”的阻隔，心才真正恢复了彻底的敏锐与自由：不滞于一物，故能应照万物——遇深陷苦难者，可春风化雨；遇肆意妄为者，可迎头棒喝；遇因缘未至者，知时知量、不妄作强求。不是刻意为之的作为，而是本性的自然流露。这也是《金刚经》中“应无所住而生其心”的真意。</w:t>
+        <w:t xml:space="preserve">当心不再于任何一端固执立足时，便无需去防御、维系和证明那个“自我”。面对万事万物，褪去了“利害”与“物我界限”的阻隔，心才真正恢复了彻底的敏锐与自由：不滞于一物，故能应照万物——遇深陷苦难者，可春风化雨；遇肆意妄为者，可迎头棒喝；遇因缘未至者，知时知量、不妄作强求。不是刻意为之的作为，而是本性的自然流露，即如《金刚经》中所讲的“应无所住而生其心”。</w:t>
       </w:r>
     </w:p>
     <w:p>
@@ -104,7 +96,7 @@
         <w:pStyle w:val="BodyText"/>
       </w:pPr>
       <w:r>
-        <w:t xml:space="preserve">由此再来看这个世界，我们看到的将不再是一个外在于己的环境。人们的认取往往不是各自孤立发生的：你认下的价值，经千万人的认同而显得理所当然；我追随的秩序，因世代人的遵行而成为天经地义。一代代人的认取彼此印证、彼此固化，便沉淀为我们眼前现代文明的社会制度、工具体系与运转秩序。所谓“因缘和合”，也从来不是神秘的玄说，这就是一种体现。</w:t>
+        <w:t xml:space="preserve">由此再来看这个世界，我们看到的将不再是一个外在于己的环境。人们的认取很少孤立发生：你认下的价值，经千万人的认同而显得理所当然；我追随的秩序，因世代人的遵行而成为天经地义。一代代人的认取彼此印证、彼此固化，便沉淀为我们眼前现代文明的社会制度、工具体系与运转秩序。所谓“因缘和合”，也从来不是神秘的玄说，这个过程就是。</w:t>
       </w:r>
     </w:p>
     <w:p>

--- a/books/rumeng/downloads/guan.docx
+++ b/books/rumeng/downloads/guan.docx
@@ -96,7 +96,7 @@
         <w:pStyle w:val="BodyText"/>
       </w:pPr>
       <w:r>
-        <w:t xml:space="preserve">由此再来看这个世界，我们看到的将不再是一个外在于己的环境。人们的认取很少孤立发生：你认下的价值，经千万人的认同而显得理所当然；我追随的秩序，因世代人的遵行而成为天经地义。一代代人的认取彼此印证、彼此固化，便沉淀为我们眼前现代文明的社会制度、工具体系与运转秩序。所谓“因缘和合”，也从来不是神秘的玄说，这个过程就是。</w:t>
+        <w:t xml:space="preserve">由此再来看这个世界，我们看到的将不再是一个外在于己的环境。人们的认取很少孤立发生：你认下的价值，经千万人的认同而显得理所当然；我追随的秩序，因世代人的遵行而成为天经地义。一代代人的认取彼此印证、彼此固化，便沉淀为我们眼前现代文明的社会制度、评价标准与工具体系。所谓“因缘和合”，也从来不是神秘的玄说，这个过程就是。</w:t>
       </w:r>
     </w:p>
     <w:p>

--- a/books/rumeng/downloads/guan.docx
+++ b/books/rumeng/downloads/guan.docx
@@ -88,7 +88,7 @@
         <w:pStyle w:val="BodyText"/>
       </w:pPr>
       <w:r>
-        <w:t xml:space="preserve">当心不再于任何一端固执立足时，便无需去防御、维系和证明那个“自我”。面对万事万物，褪去了“利害”与“物我界限”的阻隔，心才真正恢复了彻底的敏锐与自由：不滞于一物，故能应照万物——遇深陷苦难者，可春风化雨；遇肆意妄为者，可迎头棒喝；遇因缘未至者，知时知量、不妄作强求。不是刻意为之的作为，而是本性的自然流露，即如《金刚经》中所讲的“应无所住而生其心”。</w:t>
+        <w:t xml:space="preserve">当心不再于任何一端固执立足时，便无需去防御、维系和证明那个“自我”。面对万事万物，褪去了“利害”与“物我界限”的阻隔，心才真正恢复了彻底的敏锐与自由：不滞于一物，故能应照万物——遇深陷苦难者，可春风化雨；遇肆意妄为者，可迎头棒喝；遇因缘未至者，知时知量、不妄作强求。不是刻意为之的作为，而是本性的自然流露，即如《金刚经》中所讲“应无所住而生其心”。</w:t>
       </w:r>
     </w:p>
     <w:p>
@@ -96,7 +96,7 @@
         <w:pStyle w:val="BodyText"/>
       </w:pPr>
       <w:r>
-        <w:t xml:space="preserve">由此再来看这个世界，我们看到的将不再是一个外在于己的环境。人们的认取很少孤立发生：你认下的价值，经千万人的认同而显得理所当然；我追随的秩序，因世代人的遵行而成为天经地义。一代代人的认取彼此印证、彼此固化，便沉淀为我们眼前现代文明的社会制度、评价标准与工具体系。所谓“因缘和合”，也从来不是神秘的玄说，这个过程就是。</w:t>
+        <w:t xml:space="preserve">由此再来看这个世界，我们看到的将不再是一个外在于己的环境。人们的认取很少孤立发生：你认下的价值，经千万人的认同而显得理所当然；我追随的秩序，因世代人的遵行而成为天经地义。一代代人的认取彼此印证、彼此固化，便沉淀为我们眼前现代文明的价值标准、社会秩序与工具体系。所谓“因缘和合”，也从来不是神秘的玄说，这个过程就是。</w:t>
       </w:r>
     </w:p>
     <w:p>

--- a/books/rumeng/downloads/guan.docx
+++ b/books/rumeng/downloads/guan.docx
@@ -16,7 +16,7 @@
         <w:pStyle w:val="FirstParagraph"/>
       </w:pPr>
       <w:r>
-        <w:t xml:space="preserve">人类文明的演进，也是一部不断认识世界的历史。我们推演万物运行的规律，构建庞大的知识与技术体系。人类向外的探寻日新月异，对世间万象的掌控与理解也越来越深。然而，当我们笃定地审视着眼前的万事万物时，对于那个“正在认识世界的自己”，我们究竟了解多少？我们凭借既有的认知去理解世界、衡量苦乐、确立价值，却很少停下来追问：认识世界，与世界本身，真的是同一件事吗？</w:t>
+        <w:t xml:space="preserve">人类文明的演进，也是一部不断认识世界的历史。我们推演万物运行的规律，构建庞大的知识与技术体系。人类向外的探寻日新月异，对世间万象的掌控与理解也越来越深。然而，当我们笃定地审视着眼前的万事万物时，对于那个“正在认识世界的自己”，我们究竟了解多少？我们凭借既有的认知去理解事物、衡量苦乐、确立价值，却很少停下来追问：认识世界，与世界本身，真的是同一件事吗？</w:t>
       </w:r>
     </w:p>
     <w:p>

--- a/books/rumeng/downloads/guan.docx
+++ b/books/rumeng/downloads/guan.docx
@@ -16,7 +16,7 @@
         <w:pStyle w:val="FirstParagraph"/>
       </w:pPr>
       <w:r>
-        <w:t xml:space="preserve">人类文明的演进，也是一部不断认识世界的历史。我们推演万物运行的规律，构建庞大的知识与技术体系。人类向外的探寻日新月异，对世间万象的掌控与理解也越来越深。然而，当我们笃定地审视着眼前的万事万物时，对于那个“正在认识世界的自己”，我们究竟了解多少？我们凭借既有的认知去理解事物、衡量苦乐、确立价值，却很少停下来追问：认识世界，与世界本身，真的是同一件事吗？</w:t>
+        <w:t xml:space="preserve">人类文明的演进，也是一部不断认识世界的历史。我们推演万物运行的规律，构建庞大的知识与工具体系，对世间万象的掌控与理解也越来越深。然而，当我们面对周边的一切时，对于那个“正在认识世界的自己”，我们究竟了解多少？我们凭借既有的认知去理解事物、衡量苦乐、确立价值，却很少停下来追问：认识世界，与世界本身，真的是同一件事吗？</w:t>
       </w:r>
     </w:p>
     <w:p>

--- a/books/rumeng/downloads/guan.docx
+++ b/books/rumeng/downloads/guan.docx
@@ -48,7 +48,7 @@
         <w:pStyle w:val="BodyText"/>
       </w:pPr>
       <w:r>
-        <w:t xml:space="preserve">在这个过程中，更隐蔽的是，我们不知不觉认下了一个以“我”为中心的视角，心在“我”上安了家，一切悲喜与奔忙都围着“我”转。但往回看，这个“我”的概念也是在一次次落脚与确认中被建立起来的。原本只是心头自然起落的活动，只因我们步步停驻、将其认作站稳的基石，反倒让自己处处受其牵引，陷入了画地为牢的束缚之中。</w:t>
+        <w:t xml:space="preserve">在这个过程中，更隐蔽的是，我们不知不觉认下了一个以“我”为中心的视角，心在“我”上安了家，一切悲喜与奔忙都围着“我”转。但往回看，这个“我”的概念也是在一次次落脚与确认中被建立起来的。原本只是心头自然起落的活动，只因我们步步停驻、将其认作立足的基石，反倒让自己处处受其牵引，陷入了画地为牢的束缚之中。</w:t>
       </w:r>
     </w:p>
     <w:p>
@@ -88,7 +88,7 @@
         <w:pStyle w:val="BodyText"/>
       </w:pPr>
       <w:r>
-        <w:t xml:space="preserve">当心不再于任何一端固执立足时，便无需去防御、维系和证明那个“自我”。面对万事万物，褪去了“利害”与“物我界限”的阻隔，心才真正恢复了彻底的敏锐与自由：不滞于一物，故能应照万物——遇深陷苦难者，可春风化雨；遇肆意妄为者，可迎头棒喝；遇因缘未至者，知时知量、不妄作强求。不是刻意为之的作为，而是本性的自然流露，即如《金刚经》中所讲“应无所住而生其心”。</w:t>
+        <w:t xml:space="preserve">当心不再于任何一端固执立足时，便无需去防御、维系和证明那个“自我”。面对万事万物，褪去了“利害”与“物我界限”的阻隔，心才真正恢复了彻底的敏锐与自由：不滞于一物，故能应照万物——遇深陷苦难者，可春风化雨；遇肆意妄为者，可迎头棒喝；遇因缘未至者，知时知量，可与其同行，也不妄作强求。不是刻意为之的作为，而是本源自性的流露，即如《金刚经》所讲“应无所住而生其心”。</w:t>
       </w:r>
     </w:p>
     <w:p>

--- a/books/rumeng/downloads/guan.docx
+++ b/books/rumeng/downloads/guan.docx
@@ -64,7 +64,7 @@
         <w:pStyle w:val="BodyText"/>
       </w:pPr>
       <w:r>
-        <w:t xml:space="preserve">人类历史上，对认知源头的探寻从未中断过。它的特殊与困难之处在于，我们太容易把“看清自己”再次变成一种新的倚靠。一旦心里把它当成脚下的石头、变成必须站稳的落脚点，便同样会让人失去自由。许多人以为摆脱束缚的方式是远离世俗、放弃追求，或是转而去寻求超然的精神境界与解脱之道。然而，从追求世俗转向追求超脱，如果内心仍然依赖一个“所求之境”来安放自我，那么这种转向在本质上并没有发生改变。</w:t>
+        <w:t xml:space="preserve">人类历史上，对认知源头的探寻从未中断过。它的特殊与困难之处在于，我们太容易把“看清自己”再次变成一种新的倚靠。一旦心里把它当成必须站稳的落脚点，便会再次落入颠倒之中。许多人以为跳出循环的方式是远离世俗、放弃追求，或是转而去寻求超然的精神境界与解脱之道。然而，从追求世俗转向追求超脱，如果内心仍然依赖一个“所求之境”来安放自我，那么这种转向在本质上并没有发生改变。</w:t>
       </w:r>
     </w:p>
     <w:p>

--- a/books/rumeng/downloads/guan.docx
+++ b/books/rumeng/downloads/guan.docx
@@ -64,7 +64,7 @@
         <w:pStyle w:val="BodyText"/>
       </w:pPr>
       <w:r>
-        <w:t xml:space="preserve">人类历史上，对认知源头的探寻从未中断过。它的特殊与困难之处在于，我们太容易把“看清自己”再次变成一种新的倚靠。一旦心里把它当成必须站稳的落脚点，便会再次落入颠倒之中。许多人以为跳出循环的方式是远离世俗、放弃追求，或是转而去寻求超然的精神境界与解脱之道。然而，从追求世俗转向追求超脱，如果内心仍然依赖一个“所求之境”来安放自我，那么这种转向在本质上并没有发生改变。</w:t>
+        <w:t xml:space="preserve">人类历史上，对认知源头的探寻从未中断过。它的特殊与困难之处在于，我们太容易把“看清自己”再次变成一种新的倚靠。一旦心里把它当成新的落脚点，便再次落入颠倒之中。许多人以为跳出循环的方式是远离世俗、放弃追求，或是转而去寻求超然的精神境界与解脱之道。然而，从追求世俗转向追求超脱，如果内心仍然依赖一个“所求之境”来安放自我，那么这种转向在本质上并没有发生改变。</w:t>
       </w:r>
     </w:p>
     <w:p>

--- a/books/rumeng/downloads/guan.docx
+++ b/books/rumeng/downloads/guan.docx
@@ -64,7 +64,7 @@
         <w:pStyle w:val="BodyText"/>
       </w:pPr>
       <w:r>
-        <w:t xml:space="preserve">人类历史上，对认知源头的探寻从未中断过。它的特殊与困难之处在于，我们太容易把“看清自己”再次变成一种新的倚靠。一旦心里把它当成新的落脚点，便再次落入颠倒之中。许多人以为跳出循环的方式是远离世俗、放弃追求，或是转而去寻求超然的精神境界与解脱之道。然而，从追求世俗转向追求超脱，如果内心仍然依赖一个“所求之境”来安放自我，那么这种转向在本质上并没有发生改变。</w:t>
+        <w:t xml:space="preserve">人类历史上，对认知源头的探寻从未中断过。它的特殊与困难之处在于，我们太容易把“看清自己”当成新的落脚点，一旦停驻，便再次落入颠倒之中。许多人以为跳出循环的方式是远离世俗、放弃追求，或是转而去寻求超然的精神境界与解脱之道。然而，从追求世俗转向追求超脱，如果内心仍然依赖一个“所求之境”来安放自我，那么这种转向在本质上并没有发生改变。</w:t>
       </w:r>
     </w:p>
     <w:p>

--- a/books/rumeng/downloads/guan.docx
+++ b/books/rumeng/downloads/guan.docx
@@ -64,7 +64,7 @@
         <w:pStyle w:val="BodyText"/>
       </w:pPr>
       <w:r>
-        <w:t xml:space="preserve">人类历史上，对认知源头的探寻从未中断过。它的特殊与困难之处在于，我们太容易把“看清自己”当成新的落脚点，一旦停驻，便再次落入颠倒之中。许多人以为跳出循环的方式是远离世俗、放弃追求，或是转而去寻求超然的精神境界与解脱之道。然而，从追求世俗转向追求超脱，如果内心仍然依赖一个“所求之境”来安放自我，那么这种转向在本质上并没有发生改变。</w:t>
+        <w:t xml:space="preserve">人类历史上，对认知源头的探寻从未中断过。它的特殊与困难之处在于，我们太容易把“看清自己”当成新的落脚点，一旦停驻并认以为实，便再次落入颠倒之中。若是在此试图继续深入探寻和观测，就好像捞水中之月，取镜中之花，终是人影为真，了无可得。同样，许多人以为规避的方式是远离世俗、放弃追求，或是转而去寻求超然的精神境界与解脱之道。然而，从追求世俗转向追求超脱，如果内心仍然依赖一个“所求之境”来安放自我，那么这种转向在本质上并没有发生改变。</w:t>
       </w:r>
     </w:p>
     <w:p>

--- a/books/rumeng/downloads/guan.docx
+++ b/books/rumeng/downloads/guan.docx
@@ -64,7 +64,7 @@
         <w:pStyle w:val="BodyText"/>
       </w:pPr>
       <w:r>
-        <w:t xml:space="preserve">人类历史上，对认知源头的探寻从未中断过。它的特殊与困难之处在于，我们太容易把“看清自己”当成新的落脚点，一旦停驻并认以为实，便再次落入颠倒之中。若是在此试图继续深入探寻和观测，就好像捞水中之月，取镜中之花，终是人影为真，了无可得。同样，许多人以为规避的方式是远离世俗、放弃追求，或是转而去寻求超然的精神境界与解脱之道。然而，从追求世俗转向追求超脱，如果内心仍然依赖一个“所求之境”来安放自我，那么这种转向在本质上并没有发生改变。</w:t>
+        <w:t xml:space="preserve">人类历史上，对认知源头的探寻从未中断过。它的特殊与困难之处在于，我们太容易把“看清自己”当成新的落脚点，一旦停驻其上、认以为实，接下来的“努力”，就如妄想去捞水中之月，取镜中之花，终是认影为真，实无可得。同样，若是远离世俗、放弃追求，或是转而去寻求超然的精神境界与解脱之道，如果内心仍然依赖一个“所求之境”来安放自我，那么这种转向在本质上并没有发生改变。</w:t>
       </w:r>
     </w:p>
     <w:p>
@@ -72,7 +72,7 @@
         <w:pStyle w:val="BodyText"/>
       </w:pPr>
       <w:r>
-        <w:t xml:space="preserve">甚至当我们自以为“看清了”这些机制，在心头竖起一个“清醒者”的形象，对自以为沉迷其中的世人滋生出隐秘的优越与评判，便也只是踩在了另一块石头上。这正是《金刚经》里所提醒的“法尚应舍，何况非法”。真正的清醒，不是建立一套无懈可击的解释逻辑，更不是守着某种自居高深的境界，而是彻底看清心对一切外物与观念的黏着：既不被世俗的得失困住，也不被自己所认定的道理困住，更不被那个自认为已经明白道理的“自己”困住。</w:t>
+        <w:t xml:space="preserve">甚至当我们自以为“看清了”这些机制，在心头竖起一个“清醒者”的形象，对自以为沉迷其中的世人滋生出隐秘的优越与评判，便也只是踩在了另一块石头上。这正是《金刚经》里提醒的“法尚应舍，何况非法”。真正的清醒，不是建立一套无懈可击的解释逻辑，更不是守着某种自居高深的境界，而是彻底看清心对一切外物与观念的黏着：既不被世俗的得失困住，也不被自己所认定的道理困住，更不被那个自认为已经明白道理的“自己”困住。</w:t>
       </w:r>
     </w:p>
     <w:p>
@@ -96,7 +96,7 @@
         <w:pStyle w:val="BodyText"/>
       </w:pPr>
       <w:r>
-        <w:t xml:space="preserve">由此再来看这个世界，我们看到的将不再是一个外在于己的环境。人们的认取很少孤立发生：你认下的价值，经千万人的认同而显得理所当然；我追随的秩序，因世代人的遵行而成为天经地义。一代代人的认取彼此印证、彼此固化，便沉淀为我们眼前现代文明的价值标准、社会秩序与工具体系。所谓“因缘和合”，也从来不是神秘的玄说，这个过程就是。</w:t>
+        <w:t xml:space="preserve">由此再来看这个世界，我们看到的将不再是一个外在于己的环境。人们的认取很少孤立发生：你认下的价值，经千万人的认同而显得理所当然；我追随的秩序，因世代人的遵行而成为天经地义。一代代人的认取彼此印证、彼此固化，便沉淀为现代文明的价值标准、社会秩序与工具体系。所谓“因缘和合”，也从来不是神秘玄说，这个过程就是。</w:t>
       </w:r>
     </w:p>
     <w:p>

--- a/books/rumeng/downloads/guan.docx
+++ b/books/rumeng/downloads/guan.docx
@@ -16,7 +16,7 @@
         <w:pStyle w:val="FirstParagraph"/>
       </w:pPr>
       <w:r>
-        <w:t xml:space="preserve">人类文明的演进，也是一部不断认识世界的历史。我们推演万物运行的规律，构建庞大的知识与工具体系，对世间万象的掌控与理解也越来越深。然而，当我们面对周边的一切时，对于那个“正在认识世界的自己”，我们究竟了解多少？我们凭借既有的认知去理解事物、衡量苦乐、确立价值，却很少停下来追问：认识世界，与世界本身，真的是同一件事吗？</w:t>
+        <w:t xml:space="preserve">人类文明的演进，也是一部不断认识世界的历史。我们探索万物运行的规律，构建庞大的知识与工具体系，对世间万象的掌控与理解越来越全面。然而，当我们面对周边的一切时，对于那个“正在认识世界的自己”，我们究竟了解多少？我们凭借既有的认知去理解事物、衡量苦乐、确立价值，却很少停下来追问：认识世界，与世界本身，真的是同一件事吗？</w:t>
       </w:r>
     </w:p>
     <w:p>
@@ -40,7 +40,7 @@
         <w:pStyle w:val="BodyText"/>
       </w:pPr>
       <w:r>
-        <w:t xml:space="preserve">当面对外界的环境与评价，或是内心的观念与情绪时，心总会习惯性地在上面落脚、将其认下；待站稳之后，把重心托付其上，我们便会把所认下的当成本该如此。这心头的一步，姑且称之为“认取”。它往往不易被察觉，等察觉时，心通常已经在某处扎了根。世间所有的在意、较真与追逐，最初其实都只是从这心头轻轻落下的第一步开始的。</w:t>
+        <w:t xml:space="preserve">当面对外界的环境与评价，或是内心的观念与情绪时，心总会习惯性地在上面落脚、将其认下；待站稳之后，把重心托付其上，我们便会把所认下的当成本该如此。这心头的一步，姑且称之为“认取”。它往往不易被察觉，等察觉时，心通常已经在某处扎了根。世间所有的爱憎、计较与成见，最初其实都只是从这心头轻轻落下的第一步开始的。</w:t>
       </w:r>
     </w:p>
     <w:p>
@@ -64,7 +64,7 @@
         <w:pStyle w:val="BodyText"/>
       </w:pPr>
       <w:r>
-        <w:t xml:space="preserve">人类历史上，对认知源头的探寻从未中断过。它的特殊与困难之处在于，我们太容易把“看清自己”当成新的落脚点，一旦停驻其上、认以为实，接下来的“努力”，就如妄想去捞水中之月，取镜中之花，终是认影为真，实无可得。同样，若是远离世俗、放弃追求，或是转而去寻求超然的精神境界与解脱之道，如果内心仍然依赖一个“所求之境”来安放自我，那么这种转向在本质上并没有发生改变。</w:t>
+        <w:t xml:space="preserve">人类历史上，对认知源头的探寻从未中断过。它的特殊与困难之处在于，我们太容易把“看清自己”当成新的落脚点，一旦停驻其上、认以为实，接下来的“努力”，就如同妄想去捞水中之月、取镜中之花，终是认影为真，实无可得。同样，若是一心远离世俗、放弃追求，或是转而去寻求超然的精神境界与解脱之道，如果内心仍然依赖一个“所求之境”来安放自我，那么这种转向在本质上并没有发生改变。</w:t>
       </w:r>
     </w:p>
     <w:p>
@@ -88,7 +88,7 @@
         <w:pStyle w:val="BodyText"/>
       </w:pPr>
       <w:r>
-        <w:t xml:space="preserve">当心不再于任何一端固执立足时，便无需去防御、维系和证明那个“自我”。面对万事万物，褪去了“利害”与“物我界限”的阻隔，心才真正恢复了彻底的敏锐与自由：不滞于一物，故能应照万物——遇深陷苦难者，可春风化雨；遇肆意妄为者，可迎头棒喝；遇因缘未至者，知时知量，可与其同行，也不妄作强求。不是刻意为之的作为，而是本源自性的流露，即如《金刚经》所讲“应无所住而生其心”。</w:t>
+        <w:t xml:space="preserve">当心不再于任何一端固执立足时，便无需去防御、维系和证明那个“自我”。面对万事万物，褪去了“利害”与“物我界限”的阻隔，心才真正恢复了彻底的敏锐与自由：不滞于一物，故能应照万物——遇深陷苦难者，可春风化雨；遇肆意妄为者，可迎头棒喝；遇因缘未至者，知时知量，可与其同行，也不妄作强求。不是刻意为之的作为，而是本源自性的流露，如《金刚经》所讲“应无所住而生其心”。</w:t>
       </w:r>
     </w:p>
     <w:p>

--- a/books/rumeng/downloads/guan.docx
+++ b/books/rumeng/downloads/guan.docx
@@ -64,7 +64,7 @@
         <w:pStyle w:val="BodyText"/>
       </w:pPr>
       <w:r>
-        <w:t xml:space="preserve">人类历史上，对认知源头的探寻从未中断过。它的特殊与困难之处在于，我们太容易把“看清自己”当成新的落脚点，一旦停驻其上、认以为实，接下来的“努力”，就如同妄想去捞水中之月、取镜中之花，终是认影为真，实无可得。同样，若是一心远离世俗、放弃追求，或是转而去寻求超然的精神境界与解脱之道，如果内心仍然依赖一个“所求之境”来安放自我，那么这种转向在本质上并没有发生改变。</w:t>
+        <w:t xml:space="preserve">人类历史上，对认知源头的探寻从未中断过。它的特殊与困难之处在于，我们太容易把“看清自己”当成新的落脚点，一旦停驻其上、认以为实，接下来的“努力”，就如同妄想去捞水中之月、取镜中之花，终是认影为真，实无可得。同样，一心远离世俗、放弃追求，或是转而去寻求超然的精神境界与解脱之道，如果内心仍然依赖一个“所求之境”来安放自我，那么这种转向在本质上并没有发生改变。</w:t>
       </w:r>
     </w:p>
     <w:p>

--- a/books/rumeng/downloads/guan.docx
+++ b/books/rumeng/downloads/guan.docx
@@ -64,7 +64,7 @@
         <w:pStyle w:val="BodyText"/>
       </w:pPr>
       <w:r>
-        <w:t xml:space="preserve">人类历史上，对认知源头的探寻从未中断过。它的特殊与困难之处在于，我们太容易把“看清自己”当成新的落脚点，一旦停驻其上、认以为实，接下来的“努力”，就如同妄想去捞水中之月、取镜中之花，终是认影为真，实无可得。同样，一心远离世俗、放弃追求，或是转而去寻求超然的精神境界与解脱之道，如果内心仍然依赖一个“所求之境”来安放自我，那么这种转向在本质上并没有发生改变。</w:t>
+        <w:t xml:space="preserve">人类历史上，对认知源头的探寻从未中断过。它的特殊与困难之处在于，我们太容易把“看清自己”当成新的落脚点，一旦停驻其上、以此为实，接下来的“努力”，就如同妄想去捞水中之月、取镜中之花，终是认影为真，实无可得。同样，一心远离世俗、放弃追求，或是转而去寻求超然的精神境界与解脱之道，如果内心仍然依赖一个“所求之境”来安放自我，那么这种转向在本质上并没有发生改变。</w:t>
       </w:r>
     </w:p>
     <w:p>

--- a/books/rumeng/downloads/guan.docx
+++ b/books/rumeng/downloads/guan.docx
@@ -32,7 +32,7 @@
         <w:pStyle w:val="BodyText"/>
       </w:pPr>
       <w:r>
-        <w:t xml:space="preserve">人们外在的处世方式纷纭不一，所求所重也各有不同：有人依循现成的规矩安身立命，有人倚仗敏锐的思辨探寻究竟；有人在世俗的追逐中确立价值，有人在自我的天地里独守清宁。表现虽然千差万别，内里却有一个共同的动向：人活在世上，总需要有所寄托、有所依附，才能安放自己的存在。这就好比踩着石头过河，只有落到下一块石头上，才敢迈开另一只脚。</w:t>
+        <w:t xml:space="preserve">人们外在的处世方式纷纭不一，所求所重也各有不同：有人依循现有的规矩安身立命，有人倚仗敏锐的思辨探寻究竟；有人在世俗的追逐中确立价值，有人在自我的天地里独守清宁。表现虽然千差万别，内里却有一个共同的动向：人活在世上，总要有所寄托、有所依附，才能安放自己的存在。</w:t>
       </w:r>
     </w:p>
     <w:p>
@@ -40,7 +40,7 @@
         <w:pStyle w:val="BodyText"/>
       </w:pPr>
       <w:r>
-        <w:t xml:space="preserve">当面对外界的环境与评价，或是内心的观念与情绪时，心总会习惯性地在上面落脚、将其认下；待站稳之后，把重心托付其上，我们便会把所认下的当成本该如此。这心头的一步，姑且称之为“认取”。它往往不易被察觉，等察觉时，心通常已经在某处扎了根。世间所有的爱憎、计较与成见，最初其实都只是从这心头轻轻落下的第一步开始的。</w:t>
+        <w:t xml:space="preserve">这就好比踩着石头过河，只有落到下一块石头上，才敢迈开另一只脚。当面对外界的某些环境与评价，或是内心的某种念头与情绪时，心总会习惯性地在上面落脚；待站稳之后，将重心托付其上，不自觉地将其认下，并当成本该如此。这心头的一步，姑且称之为“认取”。它往往不易被察觉，等察觉时，心已经在上面扎了根。世间所有的爱憎、计较与成见，最初都只是从这心头轻轻落下的第一步开始的。</w:t>
       </w:r>
     </w:p>
     <w:p>

--- a/books/rumeng/downloads/guan.docx
+++ b/books/rumeng/downloads/guan.docx
@@ -48,7 +48,7 @@
         <w:pStyle w:val="BodyText"/>
       </w:pPr>
       <w:r>
-        <w:t xml:space="preserve">在这个过程中，更隐蔽的是，我们不知不觉认下了一个以“我”为中心的视角，心在“我”上安了家，一切悲喜与奔忙都围着“我”转。但往回看，这个“我”的概念也是在一次次落脚与确认中被建立起来的。原本只是心头自然起落的活动，只因我们步步停驻、将其认作立足的基石，反倒让自己处处受其牵引，陷入了画地为牢的束缚之中。</w:t>
+        <w:t xml:space="preserve">在这个过程中，更隐蔽的是，我们不知不觉认下了一个以“我”为中心的视角，心在“我”上安了家，一切悲喜与奔忙都围着“我”转。但往回看，这个“我”的概念也是在一次次落脚与确认中被建立起来的。原本只是心头自然起落的活动，只因我们步步停驻、将其认作立足的基石，便难以自知的处处受其牵引，陷入了画地为牢的束缚之中。</w:t>
       </w:r>
     </w:p>
     <w:p>

--- a/books/rumeng/downloads/guan.docx
+++ b/books/rumeng/downloads/guan.docx
@@ -16,7 +16,7 @@
         <w:pStyle w:val="FirstParagraph"/>
       </w:pPr>
       <w:r>
-        <w:t xml:space="preserve">人类文明的演进，也是一部不断认识世界的历史。我们探索万物运行的规律，构建庞大的知识与工具体系，对世间万象的掌控与理解越来越全面。然而，当我们面对周边的一切时，对于那个“正在认识世界的自己”，我们究竟了解多少？我们凭借既有的认知去理解事物、衡量苦乐、确立价值，却很少停下来追问：认识世界，与世界本身，真的是同一件事吗？</w:t>
+        <w:t xml:space="preserve">人类文明的演进，也是一部不断认识世界的历史。我们探索万物运行的规律，构建庞大的知识与工具体系，对世间万象的掌控与理解越来越全面。然而，当我们面对周边的一切时，对于那个“正在认识世界的自己”，究竟了解多少？我们凭借既有的认知去理解事物、衡量苦乐、确立价值，却很少停下来追问：认识世界，与世界本身，真的是同一件事吗？</w:t>
       </w:r>
     </w:p>
     <w:p>

--- a/books/rumeng/downloads/guan.docx
+++ b/books/rumeng/downloads/guan.docx
@@ -48,7 +48,7 @@
         <w:pStyle w:val="BodyText"/>
       </w:pPr>
       <w:r>
-        <w:t xml:space="preserve">在这个过程中，更隐蔽的是，我们不知不觉认下了一个以“我”为中心的视角，心在“我”上安了家，一切悲喜与奔忙都围着“我”转。但往回看，这个“我”的概念也是在一次次落脚与确认中被建立起来的。原本只是心头自然起落的活动，只因我们步步停驻、将其认作立足的基石，便难以自知的处处受其牵引，陷入了画地为牢的束缚之中。</w:t>
+        <w:t xml:space="preserve">在这个过程中，更隐蔽的是，我们不知不觉认下了一个以“我”为中心的视角，心在“我”上安了家，一切悲喜与奔忙都围着“我”转。但往回看，这个“我”的概念也是在一次次落脚中被建立起来的。原本只是心头自然起落的活动，只因我们步步停驻、将其认作立足的基石，便处处受其牵引，画地为牢，难以自知。</w:t>
       </w:r>
     </w:p>
     <w:p>

--- a/books/rumeng/downloads/guan.docx
+++ b/books/rumeng/downloads/guan.docx
@@ -80,7 +80,7 @@
         <w:pStyle w:val="BodyText"/>
       </w:pPr>
       <w:r>
-        <w:t xml:space="preserve">这绝非让人什么都不去想，走向消极避世；也不能简单当成现代语境下“专注的执行力”与“事后豁达的心态”，或是剔除温度、计算得失的冰冷决策。若是理解为冷漠无感，便是沉浸在虚无的感受之中；若是降格为高效处世，则依旧困在利害的算计之中。无论是逃避世事的“冷漠”，还是玩转世故的“通达”，二者形式虽异，本质上都是在向外认取、向内立我。</w:t>
+        <w:t xml:space="preserve">这绝非让人什么都不去想，走向消极避世；也不能简单当成现代语境下“专注的执行力”与“事后豁达的心态”，或是剔除温度、计算得失的冰冷决策。若是理解为冷漠无感，便是沉浸在虚无的感受之中；若是降格为高效处世，则依旧困在利害的算计之中。无论是不问世事的“冷漠”，还是玩转世故的“精明”，二者形式虽异，本质上都是在向外认取、向内立我。</w:t>
       </w:r>
     </w:p>
     <w:p>

--- a/books/rumeng/downloads/guan.docx
+++ b/books/rumeng/downloads/guan.docx
@@ -80,7 +80,7 @@
         <w:pStyle w:val="BodyText"/>
       </w:pPr>
       <w:r>
-        <w:t xml:space="preserve">这绝非让人什么都不去想，走向消极避世；也不能简单当成现代语境下“专注的执行力”与“事后豁达的心态”，或是剔除温度、计算得失的冰冷决策。若是理解为冷漠无感，便是沉浸在虚无的感受之中；若是降格为高效处世，则依旧困在利害的算计之中。无论是不问世事的“冷漠”，还是玩转世故的“精明”，二者形式虽异，本质上都是在向外认取、向内立我。</w:t>
+        <w:t xml:space="preserve">这绝非让人什么都不去想，走向消极避世；也不能简单当成现代语境下“专注的执行力”与“事后豁达的心态”，或是剔除温度、计算得失的冰冷决策。若作前解，便是沉浸在虚无的感受之中；若作后解，则依旧困在利害的权衡之中。无论是不问世事的“冷漠”，还是玩转世故的“算计”，二者形式虽异，本质上都是在向外认取、向内立我。</w:t>
       </w:r>
     </w:p>
     <w:p>

--- a/books/rumeng/downloads/guan.docx
+++ b/books/rumeng/downloads/guan.docx
@@ -88,7 +88,7 @@
         <w:pStyle w:val="BodyText"/>
       </w:pPr>
       <w:r>
-        <w:t xml:space="preserve">当心不再于任何一端固执立足时，便无需去防御、维系和证明那个“自我”。面对万事万物，褪去了“利害”与“物我界限”的阻隔，心才真正恢复了彻底的敏锐与自由：不滞于一物，故能应照万物——遇深陷苦难者，可春风化雨；遇肆意妄为者，可迎头棒喝；遇因缘未至者，知时知量，可与其同行，也不妄作强求。不是刻意为之的作为，而是本源自性的流露，如《金刚经》所讲“应无所住而生其心”。</w:t>
+        <w:t xml:space="preserve">当心不再于任何一端固执立足时，便无需去防御、维系和证明那个“自我”。面对万事万物，褪去了“利害”与“物我界限”的阻隔，心才真正恢复了彻底的敏锐与自由：不滞于一物，故能应照万物——遇深陷苦难者，可春风化雨；遇肆意妄为者，可迎头棒喝；遇因缘未至者，知时知量，可与其同行，也不妄作强求。不是刻意为之的作为，而是本源自性的流露，即如《金刚经》所讲“应无所住而生其心”。</w:t>
       </w:r>
     </w:p>
     <w:p>

--- a/books/rumeng/downloads/guan.docx
+++ b/books/rumeng/downloads/guan.docx
@@ -104,7 +104,7 @@
         <w:pStyle w:val="BodyText"/>
       </w:pPr>
       <w:r>
-        <w:t xml:space="preserve">在这个向外走得过于遥远的时代，回过头来看清一念初起的地方，不仅是在看清我们自己，更是在看清我们眼中这个世界的来处。我们对世界的认识越来越深入，可我们真的分得清，眼前的世界，与心中的世界吗？</w:t>
+        <w:t xml:space="preserve">在这个向外走得过于遥远的时代，回过头来看清一念初起的地方，不仅是在看清我们自己，更是在看清我们眼中这个世界的来处。我们对世界的认识越来越深入，可我们真的分得清，眼前的世界，与心里的世界吗？</w:t>
       </w:r>
     </w:p>
     <w:bookmarkEnd w:id="20"/>
